--- a/so_tay_nhan_vien.docx
+++ b/so_tay_nhan_vien.docx
@@ -29,9 +29,9 @@
           <w:rFonts w:ascii="Segoe UI" w:cs="Segoe UI" w:eastAsia="Segoe UI" w:hAnsi="Segoe UI"/>
           <w:b/>
           <w:bCs/>
-          <w:color w:val="0A369D"/>
-          <w:sz w:val="36"/>
-          <w:szCs w:val="36"/>
+          <w:color w:val="1E293B"/>
+          <w:sz w:val="34"/>
+          <w:szCs w:val="34"/>
         </w:rPr>
         <w:t xml:space="preserve">SỔ TAY HƯỚNG DẪN SỬ DỤNG PHẦN MỀM CHẤM CÔNG SUPERBRAIN</w:t>
       </w:r>
@@ -46,11 +46,11 @@
           <w:rFonts w:ascii="Segoe UI" w:cs="Segoe UI" w:eastAsia="Segoe UI" w:hAnsi="Segoe UI"/>
           <w:b/>
           <w:bCs/>
-          <w:color w:val="1A56DB"/>
+          <w:color w:val="1E293B"/>
           <w:sz w:val="28"/>
           <w:szCs w:val="28"/>
         </w:rPr>
-        <w:t xml:space="preserve">📱 PHẦN DÀNH CHO NHÂN VIÊN (BẢN DỄ HIỂU - CẦM TAY CHỈ VIỆC)</w:t>
+        <w:t xml:space="preserve">📱 PHẦN DÀNH CHO NHÂN VIÊN &amp; NHÂN SỰ TỰ CHẤM CÔNG (BẢN DỄ HIỂU - CẦM TAY CHỈ VIỆC)</w:t>
       </w:r>
     </w:p>
     <w:p>
@@ -81,11 +81,11 @@
           <w:rFonts w:ascii="Segoe UI" w:cs="Segoe UI" w:eastAsia="Segoe UI" w:hAnsi="Segoe UI"/>
           <w:b/>
           <w:bCs/>
-          <w:color w:val="1A56DB"/>
+          <w:color w:val="1E293B"/>
           <w:sz w:val="28"/>
           <w:szCs w:val="28"/>
         </w:rPr>
-        <w:t xml:space="preserve">LỜI MỞ ĐẦU</w:t>
+        <w:t xml:space="preserve">LỜI MỞ ĐẦU: CƠ CHẾ NHÂN SỰ TỰ CHẤM CÔNG CHỦ ĐỘNG &amp; MINH BẠCH</w:t>
       </w:r>
     </w:p>
     <w:p>
@@ -147,123 +147,33 @@
           <w:sz w:val="22"/>
           <w:szCs w:val="22"/>
         </w:rPr>
-        <w:t xml:space="preserve">Tài liệu này được viết theo phong cách gần gũi, đơn giản, từng bước rõ ràng để bất kỳ ai cũng có thể thực hiện được ngay từ lần đầu tiên mà không gặp bất kỳ khó khăn nào.</w:t>
-      </w:r>
-    </w:p>
-    <w:p>
-      <w:pPr>
-        <w:spacing w:after="60" w:before="60" w:line="276"/>
-      </w:pPr>
-      <w:r>
-        <w:rPr>
-          <w:rFonts w:ascii="Segoe UI" w:cs="Segoe UI" w:eastAsia="Segoe UI" w:hAnsi="Segoe UI"/>
-          <w:b w:val="false"/>
-          <w:bCs w:val="false"/>
-          <w:i w:val="false"/>
-          <w:iCs w:val="false"/>
-          <w:color w:val="2D3748"/>
-          <w:sz w:val="22"/>
-          <w:szCs w:val="22"/>
-        </w:rPr>
-        <w:t xml:space="preserve">---</w:t>
-      </w:r>
-    </w:p>
-    <w:p>
-      <w:pPr>
-        <w:pStyle w:val="Heading2"/>
-        <w:spacing w:after="150" w:before="300"/>
-      </w:pPr>
-      <w:r>
-        <w:rPr>
-          <w:rFonts w:ascii="Segoe UI" w:cs="Segoe UI" w:eastAsia="Segoe UI" w:hAnsi="Segoe UI"/>
-          <w:b/>
-          <w:bCs/>
-          <w:color w:val="1A56DB"/>
-          <w:sz w:val="28"/>
-          <w:szCs w:val="28"/>
-        </w:rPr>
-        <w:t xml:space="preserve">MỤC LỤC</w:t>
-      </w:r>
-    </w:p>
-    <w:p>
-      <w:pPr>
-        <w:spacing w:after="60" w:before="60"/>
-        <w:ind w:left="400"/>
-      </w:pPr>
-      <w:r>
-        <w:rPr>
-          <w:rFonts w:ascii="Segoe UI" w:cs="Segoe UI" w:eastAsia="Segoe UI" w:hAnsi="Segoe UI"/>
-          <w:b/>
-          <w:bCs/>
-          <w:color w:val="0A369D"/>
-          <w:sz w:val="22"/>
-          <w:szCs w:val="22"/>
-        </w:rPr>
-        <w:t xml:space="preserve">1. </w:t>
-      </w:r>
-      <w:r>
-        <w:rPr>
-          <w:rFonts w:ascii="Segoe UI" w:cs="Segoe UI" w:eastAsia="Segoe UI" w:hAnsi="Segoe UI"/>
-          <w:color w:val="0D6EFD"/>
-          <w:sz w:val="22"/>
-          <w:szCs w:val="22"/>
-          <w:u w:val="single"/>
-        </w:rPr>
-        <w:t xml:space="preserve">Bước 1: Đăng nhập vào phần mềm</w:t>
-      </w:r>
-    </w:p>
-    <w:p>
-      <w:pPr>
-        <w:spacing w:after="60" w:before="60"/>
-        <w:ind w:left="400"/>
-      </w:pPr>
-      <w:r>
-        <w:rPr>
-          <w:rFonts w:ascii="Segoe UI" w:cs="Segoe UI" w:eastAsia="Segoe UI" w:hAnsi="Segoe UI"/>
-          <w:b/>
-          <w:bCs/>
-          <w:color w:val="0A369D"/>
-          <w:sz w:val="22"/>
-          <w:szCs w:val="22"/>
-        </w:rPr>
-        <w:t xml:space="preserve">2. </w:t>
-      </w:r>
-      <w:r>
-        <w:rPr>
-          <w:rFonts w:ascii="Segoe UI" w:cs="Segoe UI" w:eastAsia="Segoe UI" w:hAnsi="Segoe UI"/>
-          <w:color w:val="0D6EFD"/>
-          <w:sz w:val="22"/>
-          <w:szCs w:val="22"/>
-          <w:u w:val="single"/>
-        </w:rPr>
-        <w:t xml:space="preserve">Bước 2: Đăng ký thiết bị (Máy tính hoặc Điện thoại)</w:t>
-      </w:r>
-    </w:p>
-    <w:p>
-      <w:pPr>
-        <w:spacing w:after="60" w:before="60"/>
-        <w:ind w:left="400"/>
-      </w:pPr>
-      <w:r>
-        <w:rPr>
-          <w:rFonts w:ascii="Segoe UI" w:cs="Segoe UI" w:eastAsia="Segoe UI" w:hAnsi="Segoe UI"/>
-          <w:b/>
-          <w:bCs/>
-          <w:color w:val="0A369D"/>
-          <w:sz w:val="22"/>
-          <w:szCs w:val="22"/>
-        </w:rPr>
-        <w:t xml:space="preserve">3. </w:t>
-      </w:r>
-      <w:r>
-        <w:rPr>
-          <w:rFonts w:ascii="Segoe UI" w:cs="Segoe UI" w:eastAsia="Segoe UI" w:hAnsi="Segoe UI"/>
-          <w:color w:val="0D6EFD"/>
-          <w:sz w:val="22"/>
-          <w:szCs w:val="22"/>
-          <w:u w:val="single"/>
-        </w:rPr>
-        <w:t xml:space="preserve">Bước 3: Hướng dẫn Chấm công hàng ngày</w:t>
+        <w:t xml:space="preserve">Phần mềm được xây dựng theo mô hình </w:t>
+      </w:r>
+      <w:r>
+        <w:rPr>
+          <w:rFonts w:ascii="Segoe UI" w:cs="Segoe UI" w:eastAsia="Segoe UI" w:hAnsi="Segoe UI"/>
+          <w:b/>
+          <w:bCs/>
+          <w:i w:val="false"/>
+          <w:iCs w:val="false"/>
+          <w:color w:val="1A202C"/>
+          <w:sz w:val="22"/>
+          <w:szCs w:val="22"/>
+        </w:rPr>
+        <w:t xml:space="preserve">Nhân sự tự chấm công (Employee Self-Service)</w:t>
+      </w:r>
+      <w:r>
+        <w:rPr>
+          <w:rFonts w:ascii="Segoe UI" w:cs="Segoe UI" w:eastAsia="Segoe UI" w:hAnsi="Segoe UI"/>
+          <w:b w:val="false"/>
+          <w:bCs w:val="false"/>
+          <w:i w:val="false"/>
+          <w:iCs w:val="false"/>
+          <w:color w:val="2D3748"/>
+          <w:sz w:val="22"/>
+          <w:szCs w:val="22"/>
+        </w:rPr>
+        <w:t xml:space="preserve">:</w:t>
       </w:r>
     </w:p>
     <w:p>
@@ -278,25 +188,28 @@
       <w:r>
         <w:rPr>
           <w:rFonts w:ascii="Segoe UI" w:cs="Segoe UI" w:eastAsia="Segoe UI" w:hAnsi="Segoe UI"/>
-          <w:b w:val="false"/>
-          <w:bCs w:val="false"/>
-          <w:i w:val="false"/>
-          <w:iCs w:val="false"/>
-          <w:color w:val="2D3748"/>
-          <w:sz w:val="22"/>
-          <w:szCs w:val="22"/>
-        </w:rPr>
-        <w:t xml:space="preserve">3.1. </w:t>
-      </w:r>
-      <w:r>
-        <w:rPr>
-          <w:rFonts w:ascii="Segoe UI" w:cs="Segoe UI" w:eastAsia="Segoe UI" w:hAnsi="Segoe UI"/>
-          <w:color w:val="0D6EFD"/>
-          <w:sz w:val="22"/>
-          <w:szCs w:val="22"/>
-          <w:u w:val="single"/>
-        </w:rPr>
-        <w:t xml:space="preserve">Cách chấm công trên Máy tính (PC)</w:t>
+          <w:b/>
+          <w:bCs/>
+          <w:i w:val="false"/>
+          <w:iCs w:val="false"/>
+          <w:color w:val="1A202C"/>
+          <w:sz w:val="22"/>
+          <w:szCs w:val="22"/>
+        </w:rPr>
+        <w:t xml:space="preserve">Chủ động &amp; Minh bạch</w:t>
+      </w:r>
+      <w:r>
+        <w:rPr>
+          <w:rFonts w:ascii="Segoe UI" w:cs="Segoe UI" w:eastAsia="Segoe UI" w:hAnsi="Segoe UI"/>
+          <w:b w:val="false"/>
+          <w:bCs w:val="false"/>
+          <w:i w:val="false"/>
+          <w:iCs w:val="false"/>
+          <w:color w:val="2D3748"/>
+          <w:sz w:val="22"/>
+          <w:szCs w:val="22"/>
+        </w:rPr>
+        <w:t xml:space="preserve">: Mỗi cán bộ nhân viên, giáo viên hay nhân sự thử việc đều là người chủ động ghi nhận ngày giờ công của mình qua máy tính văn phòng hoặc điện thoại cá nhân chính chủ.</w:t>
       </w:r>
     </w:p>
     <w:p>
@@ -311,25 +224,81 @@
       <w:r>
         <w:rPr>
           <w:rFonts w:ascii="Segoe UI" w:cs="Segoe UI" w:eastAsia="Segoe UI" w:hAnsi="Segoe UI"/>
-          <w:b w:val="false"/>
-          <w:bCs w:val="false"/>
-          <w:i w:val="false"/>
-          <w:iCs w:val="false"/>
-          <w:color w:val="2D3748"/>
-          <w:sz w:val="22"/>
-          <w:szCs w:val="22"/>
-        </w:rPr>
-        <w:t xml:space="preserve">3.2. </w:t>
-      </w:r>
-      <w:r>
-        <w:rPr>
-          <w:rFonts w:ascii="Segoe UI" w:cs="Segoe UI" w:eastAsia="Segoe UI" w:hAnsi="Segoe UI"/>
-          <w:color w:val="0D6EFD"/>
-          <w:sz w:val="22"/>
-          <w:szCs w:val="22"/>
-          <w:u w:val="single"/>
-        </w:rPr>
-        <w:t xml:space="preserve">Cách chấm công trên Điện thoại (Mobile)</w:t>
+          <w:b/>
+          <w:bCs/>
+          <w:i w:val="false"/>
+          <w:iCs w:val="false"/>
+          <w:color w:val="1A202C"/>
+          <w:sz w:val="22"/>
+          <w:szCs w:val="22"/>
+        </w:rPr>
+        <w:t xml:space="preserve">Tự quản lý quyền lợi</w:t>
+      </w:r>
+      <w:r>
+        <w:rPr>
+          <w:rFonts w:ascii="Segoe UI" w:cs="Segoe UI" w:eastAsia="Segoe UI" w:hAnsi="Segoe UI"/>
+          <w:b w:val="false"/>
+          <w:bCs w:val="false"/>
+          <w:i w:val="false"/>
+          <w:iCs w:val="false"/>
+          <w:color w:val="2D3748"/>
+          <w:sz w:val="22"/>
+          <w:szCs w:val="22"/>
+        </w:rPr>
+        <w:t xml:space="preserve">: Bạn có toàn quyền theo dõi lịch sử đi làm mỗi ngày, kiểm tra tổng số ngày công đã tích lũy, số ngày phép năm còn lại và chủ động gửi đơn giải trình nếu có sai sót, không còn phải chờ đợi đến cuối tháng để nhờ phòng Nhân sự kiểm tra hộ.</w:t>
+      </w:r>
+    </w:p>
+    <w:p>
+      <w:pPr>
+        <w:spacing w:after="60" w:before="60" w:line="276"/>
+      </w:pPr>
+      <w:r>
+        <w:rPr>
+          <w:rFonts w:ascii="Segoe UI" w:cs="Segoe UI" w:eastAsia="Segoe UI" w:hAnsi="Segoe UI"/>
+          <w:b w:val="false"/>
+          <w:bCs w:val="false"/>
+          <w:i w:val="false"/>
+          <w:iCs w:val="false"/>
+          <w:color w:val="2D3748"/>
+          <w:sz w:val="22"/>
+          <w:szCs w:val="22"/>
+        </w:rPr>
+        <w:t xml:space="preserve">Tài liệu này được viết theo phong cách gần gũi, đơn giản, từng bước rõ ràng để bất kỳ ai cũng có thể thực hiện được ngay từ lần đầu tiên.</w:t>
+      </w:r>
+    </w:p>
+    <w:p>
+      <w:pPr>
+        <w:spacing w:after="60" w:before="60" w:line="276"/>
+      </w:pPr>
+      <w:r>
+        <w:rPr>
+          <w:rFonts w:ascii="Segoe UI" w:cs="Segoe UI" w:eastAsia="Segoe UI" w:hAnsi="Segoe UI"/>
+          <w:b w:val="false"/>
+          <w:bCs w:val="false"/>
+          <w:i w:val="false"/>
+          <w:iCs w:val="false"/>
+          <w:color w:val="2D3748"/>
+          <w:sz w:val="22"/>
+          <w:szCs w:val="22"/>
+        </w:rPr>
+        <w:t xml:space="preserve">---</w:t>
+      </w:r>
+    </w:p>
+    <w:p>
+      <w:pPr>
+        <w:pStyle w:val="Heading2"/>
+        <w:spacing w:after="150" w:before="300"/>
+      </w:pPr>
+      <w:r>
+        <w:rPr>
+          <w:rFonts w:ascii="Segoe UI" w:cs="Segoe UI" w:eastAsia="Segoe UI" w:hAnsi="Segoe UI"/>
+          <w:b/>
+          <w:bCs/>
+          <w:color w:val="1E293B"/>
+          <w:sz w:val="28"/>
+          <w:szCs w:val="28"/>
+        </w:rPr>
+        <w:t xml:space="preserve">MỤC LỤC</w:t>
       </w:r>
     </w:p>
     <w:p>
@@ -342,11 +311,11 @@
           <w:rFonts w:ascii="Segoe UI" w:cs="Segoe UI" w:eastAsia="Segoe UI" w:hAnsi="Segoe UI"/>
           <w:b/>
           <w:bCs/>
-          <w:color w:val="0A369D"/>
-          <w:sz w:val="22"/>
-          <w:szCs w:val="22"/>
-        </w:rPr>
-        <w:t xml:space="preserve">4. </w:t>
+          <w:color w:val="1E293B"/>
+          <w:sz w:val="22"/>
+          <w:szCs w:val="22"/>
+        </w:rPr>
+        <w:t xml:space="preserve">1. </w:t>
       </w:r>
       <w:r>
         <w:rPr>
@@ -356,7 +325,7 @@
           <w:szCs w:val="22"/>
           <w:u w:val="single"/>
         </w:rPr>
-        <w:t xml:space="preserve">Bước 4: Xem lại lịch sử công và số ngày phép còn lại</w:t>
+        <w:t xml:space="preserve">Bước 1: Đăng nhập vào phần mềm</w:t>
       </w:r>
     </w:p>
     <w:p>
@@ -369,11 +338,11 @@
           <w:rFonts w:ascii="Segoe UI" w:cs="Segoe UI" w:eastAsia="Segoe UI" w:hAnsi="Segoe UI"/>
           <w:b/>
           <w:bCs/>
-          <w:color w:val="0A369D"/>
-          <w:sz w:val="22"/>
-          <w:szCs w:val="22"/>
-        </w:rPr>
-        <w:t xml:space="preserve">5. </w:t>
+          <w:color w:val="1E293B"/>
+          <w:sz w:val="22"/>
+          <w:szCs w:val="22"/>
+        </w:rPr>
+        <w:t xml:space="preserve">2. </w:t>
       </w:r>
       <w:r>
         <w:rPr>
@@ -383,7 +352,34 @@
           <w:szCs w:val="22"/>
           <w:u w:val="single"/>
         </w:rPr>
-        <w:t xml:space="preserve">Bước 5: Xin nghỉ phép và Giải trình khi quên quẹt thẻ</w:t>
+        <w:t xml:space="preserve">Bước 2: Đăng ký thiết bị (Máy tính hoặc Điện thoại)</w:t>
+      </w:r>
+    </w:p>
+    <w:p>
+      <w:pPr>
+        <w:spacing w:after="60" w:before="60"/>
+        <w:ind w:left="400"/>
+      </w:pPr>
+      <w:r>
+        <w:rPr>
+          <w:rFonts w:ascii="Segoe UI" w:cs="Segoe UI" w:eastAsia="Segoe UI" w:hAnsi="Segoe UI"/>
+          <w:b/>
+          <w:bCs/>
+          <w:color w:val="1E293B"/>
+          <w:sz w:val="22"/>
+          <w:szCs w:val="22"/>
+        </w:rPr>
+        <w:t xml:space="preserve">3. </w:t>
+      </w:r>
+      <w:r>
+        <w:rPr>
+          <w:rFonts w:ascii="Segoe UI" w:cs="Segoe UI" w:eastAsia="Segoe UI" w:hAnsi="Segoe UI"/>
+          <w:color w:val="0D6EFD"/>
+          <w:sz w:val="22"/>
+          <w:szCs w:val="22"/>
+          <w:u w:val="single"/>
+        </w:rPr>
+        <w:t xml:space="preserve">Bước 3: Hướng dẫn Chấm công hàng ngày</w:t>
       </w:r>
     </w:p>
     <w:p>
@@ -406,7 +402,7 @@
           <w:sz w:val="22"/>
           <w:szCs w:val="22"/>
         </w:rPr>
-        <w:t xml:space="preserve">5.1. </w:t>
+        <w:t xml:space="preserve">3.1. </w:t>
       </w:r>
       <w:r>
         <w:rPr>
@@ -416,7 +412,7 @@
           <w:szCs w:val="22"/>
           <w:u w:val="single"/>
         </w:rPr>
-        <w:t xml:space="preserve">Cách tạo đơn xin nghỉ phép</w:t>
+        <w:t xml:space="preserve">Cách chấm công trên Máy tính (PC)</w:t>
       </w:r>
     </w:p>
     <w:p>
@@ -439,7 +435,7 @@
           <w:sz w:val="22"/>
           <w:szCs w:val="22"/>
         </w:rPr>
-        <w:t xml:space="preserve">5.2. </w:t>
+        <w:t xml:space="preserve">3.2. </w:t>
       </w:r>
       <w:r>
         <w:rPr>
@@ -449,7 +445,7 @@
           <w:szCs w:val="22"/>
           <w:u w:val="single"/>
         </w:rPr>
-        <w:t xml:space="preserve">Cách tạo đơn giải trình (khi quên bấm giờ hoặc đi công tác)</w:t>
+        <w:t xml:space="preserve">Cách chấm công trên Điện thoại (Mobile)</w:t>
       </w:r>
     </w:p>
     <w:p>
@@ -462,11 +458,11 @@
           <w:rFonts w:ascii="Segoe UI" w:cs="Segoe UI" w:eastAsia="Segoe UI" w:hAnsi="Segoe UI"/>
           <w:b/>
           <w:bCs/>
-          <w:color w:val="0A369D"/>
-          <w:sz w:val="22"/>
-          <w:szCs w:val="22"/>
-        </w:rPr>
-        <w:t xml:space="preserve">6. </w:t>
+          <w:color w:val="1E293B"/>
+          <w:sz w:val="22"/>
+          <w:szCs w:val="22"/>
+        </w:rPr>
+        <w:t xml:space="preserve">4. </w:t>
       </w:r>
       <w:r>
         <w:rPr>
@@ -476,7 +472,7 @@
           <w:szCs w:val="22"/>
           <w:u w:val="single"/>
         </w:rPr>
-        <w:t xml:space="preserve">Bước 6: Xem thông báo phản hồi từ Sếp và Nhân sự</w:t>
+        <w:t xml:space="preserve">Bước 4: Xem lại lịch sử công và số ngày phép còn lại</w:t>
       </w:r>
     </w:p>
     <w:p>
@@ -489,7 +485,226 @@
           <w:rFonts w:ascii="Segoe UI" w:cs="Segoe UI" w:eastAsia="Segoe UI" w:hAnsi="Segoe UI"/>
           <w:b/>
           <w:bCs/>
-          <w:color w:val="0A369D"/>
+          <w:color w:val="1E293B"/>
+          <w:sz w:val="22"/>
+          <w:szCs w:val="22"/>
+        </w:rPr>
+        <w:t xml:space="preserve">5. </w:t>
+      </w:r>
+      <w:r>
+        <w:rPr>
+          <w:rFonts w:ascii="Segoe UI" w:cs="Segoe UI" w:eastAsia="Segoe UI" w:hAnsi="Segoe UI"/>
+          <w:color w:val="0D6EFD"/>
+          <w:sz w:val="22"/>
+          <w:szCs w:val="22"/>
+          <w:u w:val="single"/>
+        </w:rPr>
+        <w:t xml:space="preserve">Bước 5: Xin nghỉ phép và Giải trình khi quên quẹt thẻ</w:t>
+      </w:r>
+    </w:p>
+    <w:p>
+      <w:pPr>
+        <w:pStyle w:val="ListParagraph"/>
+        <w:numPr>
+          <w:ilvl w:val="0"/>
+          <w:numId w:val="1"/>
+        </w:numPr>
+        <w:spacing w:after="40" w:before="40"/>
+      </w:pPr>
+      <w:r>
+        <w:rPr>
+          <w:rFonts w:ascii="Segoe UI" w:cs="Segoe UI" w:eastAsia="Segoe UI" w:hAnsi="Segoe UI"/>
+          <w:b w:val="false"/>
+          <w:bCs w:val="false"/>
+          <w:i w:val="false"/>
+          <w:iCs w:val="false"/>
+          <w:color w:val="2D3748"/>
+          <w:sz w:val="22"/>
+          <w:szCs w:val="22"/>
+        </w:rPr>
+        <w:t xml:space="preserve">5.1. </w:t>
+      </w:r>
+      <w:r>
+        <w:rPr>
+          <w:rFonts w:ascii="Segoe UI" w:cs="Segoe UI" w:eastAsia="Segoe UI" w:hAnsi="Segoe UI"/>
+          <w:color w:val="0D6EFD"/>
+          <w:sz w:val="22"/>
+          <w:szCs w:val="22"/>
+          <w:u w:val="single"/>
+        </w:rPr>
+        <w:t xml:space="preserve">Cách tạo đơn xin nghỉ phép</w:t>
+      </w:r>
+    </w:p>
+    <w:p>
+      <w:pPr>
+        <w:pStyle w:val="ListParagraph"/>
+        <w:numPr>
+          <w:ilvl w:val="0"/>
+          <w:numId w:val="1"/>
+        </w:numPr>
+        <w:spacing w:after="40" w:before="40"/>
+      </w:pPr>
+      <w:r>
+        <w:rPr>
+          <w:rFonts w:ascii="Segoe UI" w:cs="Segoe UI" w:eastAsia="Segoe UI" w:hAnsi="Segoe UI"/>
+          <w:b w:val="false"/>
+          <w:bCs w:val="false"/>
+          <w:i w:val="false"/>
+          <w:iCs w:val="false"/>
+          <w:color w:val="2D3748"/>
+          <w:sz w:val="22"/>
+          <w:szCs w:val="22"/>
+        </w:rPr>
+        <w:t xml:space="preserve">5.2. </w:t>
+      </w:r>
+      <w:r>
+        <w:rPr>
+          <w:rFonts w:ascii="Segoe UI" w:cs="Segoe UI" w:eastAsia="Segoe UI" w:hAnsi="Segoe UI"/>
+          <w:color w:val="0D6EFD"/>
+          <w:sz w:val="22"/>
+          <w:szCs w:val="22"/>
+          <w:u w:val="single"/>
+        </w:rPr>
+        <w:t xml:space="preserve">Cách tạo đơn giải trình (khi quên bấm giờ hoặc đi công tác)</w:t>
+      </w:r>
+    </w:p>
+    <w:p>
+      <w:pPr>
+        <w:spacing w:after="60" w:before="60"/>
+        <w:ind w:left="400"/>
+      </w:pPr>
+      <w:r>
+        <w:rPr>
+          <w:rFonts w:ascii="Segoe UI" w:cs="Segoe UI" w:eastAsia="Segoe UI" w:hAnsi="Segoe UI"/>
+          <w:b/>
+          <w:bCs/>
+          <w:color w:val="1E293B"/>
+          <w:sz w:val="22"/>
+          <w:szCs w:val="22"/>
+        </w:rPr>
+        <w:t xml:space="preserve">6. </w:t>
+      </w:r>
+      <w:r>
+        <w:rPr>
+          <w:rFonts w:ascii="Segoe UI" w:cs="Segoe UI" w:eastAsia="Segoe UI" w:hAnsi="Segoe UI"/>
+          <w:color w:val="0D6EFD"/>
+          <w:sz w:val="22"/>
+          <w:szCs w:val="22"/>
+          <w:u w:val="single"/>
+        </w:rPr>
+        <w:t xml:space="preserve">Bước 6: Dành cho Nhân sự Thử Việc &amp; Bán Thời Gian: Đăng ký Lịch Làm Việc</w:t>
+      </w:r>
+    </w:p>
+    <w:p>
+      <w:pPr>
+        <w:pStyle w:val="ListParagraph"/>
+        <w:numPr>
+          <w:ilvl w:val="0"/>
+          <w:numId w:val="1"/>
+        </w:numPr>
+        <w:spacing w:after="40" w:before="40"/>
+      </w:pPr>
+      <w:r>
+        <w:rPr>
+          <w:rFonts w:ascii="Segoe UI" w:cs="Segoe UI" w:eastAsia="Segoe UI" w:hAnsi="Segoe UI"/>
+          <w:b w:val="false"/>
+          <w:bCs w:val="false"/>
+          <w:i w:val="false"/>
+          <w:iCs w:val="false"/>
+          <w:color w:val="2D3748"/>
+          <w:sz w:val="22"/>
+          <w:szCs w:val="22"/>
+        </w:rPr>
+        <w:t xml:space="preserve">6.1. </w:t>
+      </w:r>
+      <w:r>
+        <w:rPr>
+          <w:rFonts w:ascii="Segoe UI" w:cs="Segoe UI" w:eastAsia="Segoe UI" w:hAnsi="Segoe UI"/>
+          <w:color w:val="0D6EFD"/>
+          <w:sz w:val="22"/>
+          <w:szCs w:val="22"/>
+          <w:u w:val="single"/>
+        </w:rPr>
+        <w:t xml:space="preserve">Ai cần sử dụng tính năng này?</w:t>
+      </w:r>
+    </w:p>
+    <w:p>
+      <w:pPr>
+        <w:pStyle w:val="ListParagraph"/>
+        <w:numPr>
+          <w:ilvl w:val="0"/>
+          <w:numId w:val="1"/>
+        </w:numPr>
+        <w:spacing w:after="40" w:before="40"/>
+      </w:pPr>
+      <w:r>
+        <w:rPr>
+          <w:rFonts w:ascii="Segoe UI" w:cs="Segoe UI" w:eastAsia="Segoe UI" w:hAnsi="Segoe UI"/>
+          <w:b w:val="false"/>
+          <w:bCs w:val="false"/>
+          <w:i w:val="false"/>
+          <w:iCs w:val="false"/>
+          <w:color w:val="2D3748"/>
+          <w:sz w:val="22"/>
+          <w:szCs w:val="22"/>
+        </w:rPr>
+        <w:t xml:space="preserve">6.2. </w:t>
+      </w:r>
+      <w:r>
+        <w:rPr>
+          <w:rFonts w:ascii="Segoe UI" w:cs="Segoe UI" w:eastAsia="Segoe UI" w:hAnsi="Segoe UI"/>
+          <w:color w:val="0D6EFD"/>
+          <w:sz w:val="22"/>
+          <w:szCs w:val="22"/>
+          <w:u w:val="single"/>
+        </w:rPr>
+        <w:t xml:space="preserve">Các bước đăng ký lịch làm việc trên giao diện lịch tháng</w:t>
+      </w:r>
+    </w:p>
+    <w:p>
+      <w:pPr>
+        <w:pStyle w:val="ListParagraph"/>
+        <w:numPr>
+          <w:ilvl w:val="0"/>
+          <w:numId w:val="1"/>
+        </w:numPr>
+        <w:spacing w:after="40" w:before="40"/>
+      </w:pPr>
+      <w:r>
+        <w:rPr>
+          <w:rFonts w:ascii="Segoe UI" w:cs="Segoe UI" w:eastAsia="Segoe UI" w:hAnsi="Segoe UI"/>
+          <w:b w:val="false"/>
+          <w:bCs w:val="false"/>
+          <w:i w:val="false"/>
+          <w:iCs w:val="false"/>
+          <w:color w:val="2D3748"/>
+          <w:sz w:val="22"/>
+          <w:szCs w:val="22"/>
+        </w:rPr>
+        <w:t xml:space="preserve">6.3. </w:t>
+      </w:r>
+      <w:r>
+        <w:rPr>
+          <w:rFonts w:ascii="Segoe UI" w:cs="Segoe UI" w:eastAsia="Segoe UI" w:hAnsi="Segoe UI"/>
+          <w:color w:val="0D6EFD"/>
+          <w:sz w:val="22"/>
+          <w:szCs w:val="22"/>
+          <w:u w:val="single"/>
+        </w:rPr>
+        <w:t xml:space="preserve">3 Quy tắc vàng nhân sự thử việc bắt buộc phải nhớ</w:t>
+      </w:r>
+    </w:p>
+    <w:p>
+      <w:pPr>
+        <w:spacing w:after="60" w:before="60"/>
+        <w:ind w:left="400"/>
+      </w:pPr>
+      <w:r>
+        <w:rPr>
+          <w:rFonts w:ascii="Segoe UI" w:cs="Segoe UI" w:eastAsia="Segoe UI" w:hAnsi="Segoe UI"/>
+          <w:b/>
+          <w:bCs/>
+          <w:color w:val="1E293B"/>
           <w:sz w:val="22"/>
           <w:szCs w:val="22"/>
         </w:rPr>
@@ -503,7 +718,34 @@
           <w:szCs w:val="22"/>
           <w:u w:val="single"/>
         </w:rPr>
-        <w:t xml:space="preserve">5 Điều bạn cần đặc biệt lưu ý để không bị mất công</w:t>
+        <w:t xml:space="preserve">Bước 7: Xem thông báo phản hồi từ Sếp và Nhân sự</w:t>
+      </w:r>
+    </w:p>
+    <w:p>
+      <w:pPr>
+        <w:spacing w:after="60" w:before="60"/>
+        <w:ind w:left="400"/>
+      </w:pPr>
+      <w:r>
+        <w:rPr>
+          <w:rFonts w:ascii="Segoe UI" w:cs="Segoe UI" w:eastAsia="Segoe UI" w:hAnsi="Segoe UI"/>
+          <w:b/>
+          <w:bCs/>
+          <w:color w:val="1E293B"/>
+          <w:sz w:val="22"/>
+          <w:szCs w:val="22"/>
+        </w:rPr>
+        <w:t xml:space="preserve">8. </w:t>
+      </w:r>
+      <w:r>
+        <w:rPr>
+          <w:rFonts w:ascii="Segoe UI" w:cs="Segoe UI" w:eastAsia="Segoe UI" w:hAnsi="Segoe UI"/>
+          <w:color w:val="0D6EFD"/>
+          <w:sz w:val="22"/>
+          <w:szCs w:val="22"/>
+          <w:u w:val="single"/>
+        </w:rPr>
+        <w:t xml:space="preserve">Những điều bạn cần đặc biệt lưu ý để không bị mất công</w:t>
       </w:r>
     </w:p>
     <w:p>
@@ -534,9 +776,9 @@
           <w:rFonts w:ascii="Segoe UI" w:cs="Segoe UI" w:eastAsia="Segoe UI" w:hAnsi="Segoe UI"/>
           <w:b/>
           <w:bCs/>
-          <w:color w:val="0A369D"/>
-          <w:sz w:val="36"/>
-          <w:szCs w:val="36"/>
+          <w:color w:val="1E293B"/>
+          <w:sz w:val="34"/>
+          <w:szCs w:val="34"/>
         </w:rPr>
         <w:t xml:space="preserve">1. BƯỚC 1: ĐĂNG NHẬP VÀO PHẦN MỀM</w:t>
       </w:r>
@@ -614,7 +856,7 @@
           <w:rFonts w:ascii="Segoe UI" w:cs="Segoe UI" w:eastAsia="Segoe UI" w:hAnsi="Segoe UI"/>
           <w:b/>
           <w:bCs/>
-          <w:color w:val="0A369D"/>
+          <w:color w:val="1E293B"/>
           <w:sz w:val="22"/>
           <w:szCs w:val="22"/>
         </w:rPr>
@@ -644,7 +886,7 @@
           <w:rFonts w:ascii="Segoe UI" w:cs="Segoe UI" w:eastAsia="Segoe UI" w:hAnsi="Segoe UI"/>
           <w:b/>
           <w:bCs/>
-          <w:color w:val="0A369D"/>
+          <w:color w:val="1E293B"/>
           <w:sz w:val="22"/>
           <w:szCs w:val="22"/>
         </w:rPr>
@@ -697,7 +939,7 @@
           <w:rFonts w:ascii="Segoe UI" w:cs="Segoe UI" w:eastAsia="Segoe UI" w:hAnsi="Segoe UI"/>
           <w:b/>
           <w:bCs/>
-          <w:color w:val="0A369D"/>
+          <w:color w:val="1E293B"/>
           <w:sz w:val="22"/>
           <w:szCs w:val="22"/>
         </w:rPr>
@@ -776,7 +1018,7 @@
           <w:rFonts w:ascii="Segoe UI" w:cs="Segoe UI" w:eastAsia="Segoe UI" w:hAnsi="Segoe UI"/>
           <w:b/>
           <w:bCs/>
-          <w:color w:val="0A369D"/>
+          <w:color w:val="1E293B"/>
           <w:sz w:val="22"/>
           <w:szCs w:val="22"/>
         </w:rPr>
@@ -855,7 +1097,7 @@
           <w:rFonts w:ascii="Segoe UI" w:cs="Segoe UI" w:eastAsia="Segoe UI" w:hAnsi="Segoe UI"/>
           <w:b/>
           <w:bCs/>
-          <w:color w:val="0A369D"/>
+          <w:color w:val="1E293B"/>
           <w:sz w:val="22"/>
           <w:szCs w:val="22"/>
         </w:rPr>
@@ -911,7 +1153,7 @@
           <w:rFonts w:ascii="Segoe UI" w:cs="Segoe UI" w:eastAsia="Segoe UI" w:hAnsi="Segoe UI"/>
           <w:b/>
           <w:bCs/>
-          <w:color w:val="0A369D"/>
+          <w:color w:val="1E293B"/>
           <w:sz w:val="22"/>
           <w:szCs w:val="22"/>
         </w:rPr>
@@ -1020,7 +1262,7 @@
                 <w:sz w:val="20"/>
                 <w:szCs w:val="20"/>
               </w:rPr>
-              <w:t xml:space="preserve">Giữ nguyên màn hình khi Refresh (F5)</w:t>
+              <w:t xml:space="preserve">Giữ nguyên màn hình khi tải lại trang (F5)</w:t>
             </w:r>
             <w:r>
               <w:rPr>
@@ -1033,7 +1275,7 @@
                 <w:sz w:val="20"/>
                 <w:szCs w:val="20"/>
               </w:rPr>
-              <w:t xml:space="preserve">: Khi bạn đang ở bất kỳ màn hình nào (Lịch sử công, Đơn nghỉ phép, Thiết bị...), nếu bạn bấm F5 hoặc tải lại trang, hệ thống sẽ </w:t>
+              <w:t xml:space="preserve">: Khi bạn đang ở bất kỳ màn hình nào (Lịch sử công, Đăng ký lịch làm việc, Đơn từ...), nếu bạn bấm F5 hoặc tải lại trang, hệ thống sẽ </w:t>
             </w:r>
             <w:r>
               <w:rPr>
@@ -1098,9 +1340,9 @@
           <w:rFonts w:ascii="Segoe UI" w:cs="Segoe UI" w:eastAsia="Segoe UI" w:hAnsi="Segoe UI"/>
           <w:b/>
           <w:bCs/>
-          <w:color w:val="0A369D"/>
-          <w:sz w:val="36"/>
-          <w:szCs w:val="36"/>
+          <w:color w:val="1E293B"/>
+          <w:sz w:val="34"/>
+          <w:szCs w:val="34"/>
         </w:rPr>
         <w:t xml:space="preserve">2. BƯỚC 2: ĐĂNG KÝ THIẾT BỊ (MÁY TÍNH HOẶC ĐIỆN THOẠI)</w:t>
       </w:r>
@@ -1222,7 +1464,7 @@
           <w:rFonts w:ascii="Segoe UI" w:cs="Segoe UI" w:eastAsia="Segoe UI" w:hAnsi="Segoe UI"/>
           <w:b/>
           <w:bCs/>
-          <w:color w:val="2B6CB0"/>
+          <w:color w:val="334155"/>
           <w:sz w:val="24"/>
           <w:szCs w:val="24"/>
         </w:rPr>
@@ -1239,7 +1481,7 @@
           <w:rFonts w:ascii="Segoe UI" w:cs="Segoe UI" w:eastAsia="Segoe UI" w:hAnsi="Segoe UI"/>
           <w:b/>
           <w:bCs/>
-          <w:color w:val="0A369D"/>
+          <w:color w:val="1E293B"/>
           <w:sz w:val="22"/>
           <w:szCs w:val="22"/>
         </w:rPr>
@@ -1269,20 +1511,46 @@
           <w:sz w:val="22"/>
           <w:szCs w:val="22"/>
         </w:rPr>
-        <w:t xml:space="preserve">"Thiết Bị &amp; Địa Chỉ MAC"</w:t>
-      </w:r>
-      <w:r>
-        <w:rPr>
-          <w:rFonts w:ascii="Segoe UI" w:cs="Segoe UI" w:eastAsia="Segoe UI" w:hAnsi="Segoe UI"/>
-          <w:b w:val="false"/>
-          <w:bCs w:val="false"/>
-          <w:i w:val="false"/>
-          <w:iCs w:val="false"/>
-          <w:color w:val="2D3748"/>
-          <w:sz w:val="22"/>
-          <w:szCs w:val="22"/>
-        </w:rPr>
-        <w:t xml:space="preserve"> trên thanh menu.</w:t>
+        <w:t xml:space="preserve">"Cài đặt thiết bị"</w:t>
+      </w:r>
+      <w:r>
+        <w:rPr>
+          <w:rFonts w:ascii="Segoe UI" w:cs="Segoe UI" w:eastAsia="Segoe UI" w:hAnsi="Segoe UI"/>
+          <w:b w:val="false"/>
+          <w:bCs w:val="false"/>
+          <w:i w:val="false"/>
+          <w:iCs w:val="false"/>
+          <w:color w:val="2D3748"/>
+          <w:sz w:val="22"/>
+          <w:szCs w:val="22"/>
+        </w:rPr>
+        <w:t xml:space="preserve"> (hoặc </w:t>
+      </w:r>
+      <w:r>
+        <w:rPr>
+          <w:rFonts w:ascii="Segoe UI" w:cs="Segoe UI" w:eastAsia="Segoe UI" w:hAnsi="Segoe UI"/>
+          <w:b w:val="false"/>
+          <w:bCs w:val="false"/>
+          <w:i/>
+          <w:iCs/>
+          <w:color w:val="4A5568"/>
+          <w:sz w:val="22"/>
+          <w:szCs w:val="22"/>
+        </w:rPr>
+        <w:t xml:space="preserve">Nhận Diện Máy &amp; Điện Thoại</w:t>
+      </w:r>
+      <w:r>
+        <w:rPr>
+          <w:rFonts w:ascii="Segoe UI" w:cs="Segoe UI" w:eastAsia="Segoe UI" w:hAnsi="Segoe UI"/>
+          <w:b w:val="false"/>
+          <w:bCs w:val="false"/>
+          <w:i w:val="false"/>
+          <w:iCs w:val="false"/>
+          <w:color w:val="2D3748"/>
+          <w:sz w:val="22"/>
+          <w:szCs w:val="22"/>
+        </w:rPr>
+        <w:t xml:space="preserve">) trên thanh menu.</w:t>
       </w:r>
     </w:p>
     <w:p>
@@ -1295,7 +1563,7 @@
           <w:rFonts w:ascii="Segoe UI" w:cs="Segoe UI" w:eastAsia="Segoe UI" w:hAnsi="Segoe UI"/>
           <w:b/>
           <w:bCs/>
-          <w:color w:val="0A369D"/>
+          <w:color w:val="1E293B"/>
           <w:sz w:val="22"/>
           <w:szCs w:val="22"/>
         </w:rPr>
@@ -1446,7 +1714,7 @@
           <w:rFonts w:ascii="Segoe UI" w:cs="Segoe UI" w:eastAsia="Segoe UI" w:hAnsi="Segoe UI"/>
           <w:b/>
           <w:bCs/>
-          <w:color w:val="0A369D"/>
+          <w:color w:val="1E293B"/>
           <w:sz w:val="22"/>
           <w:szCs w:val="22"/>
         </w:rPr>
@@ -1744,9 +2012,9 @@
           <w:rFonts w:ascii="Segoe UI" w:cs="Segoe UI" w:eastAsia="Segoe UI" w:hAnsi="Segoe UI"/>
           <w:b/>
           <w:bCs/>
-          <w:color w:val="0A369D"/>
-          <w:sz w:val="36"/>
-          <w:szCs w:val="36"/>
+          <w:color w:val="1E293B"/>
+          <w:sz w:val="34"/>
+          <w:szCs w:val="34"/>
         </w:rPr>
         <w:t xml:space="preserve">3. BƯỚC 3: HƯỚNG DẪN CHẤM CÔNG HÀNG NGÀY</w:t>
       </w:r>
@@ -2005,7 +2273,7 @@
           <w:rFonts w:ascii="Segoe UI" w:cs="Segoe UI" w:eastAsia="Segoe UI" w:hAnsi="Segoe UI"/>
           <w:b/>
           <w:bCs/>
-          <w:color w:val="1A56DB"/>
+          <w:color w:val="1E293B"/>
           <w:sz w:val="28"/>
           <w:szCs w:val="28"/>
         </w:rPr>
@@ -2126,7 +2394,7 @@
           <w:sz w:val="22"/>
           <w:szCs w:val="22"/>
         </w:rPr>
-        <w:t xml:space="preserve">: Máy tính văn phòng đã được lưu địa chỉ máy của bạn. Bạn </w:t>
+        <w:t xml:space="preserve">: Máy tính văn phòng đã được lưu nhận diện máy của bạn. Bạn </w:t>
       </w:r>
       <w:r>
         <w:rPr>
@@ -2152,7 +2420,7 @@
           <w:sz w:val="22"/>
           <w:szCs w:val="22"/>
         </w:rPr>
-        <w:t xml:space="preserve"> bận tâm về Wifi hay định vị GPS.</w:t>
+        <w:t xml:space="preserve"> bận tâm về Wifi hay định vị vị trí.</w:t>
       </w:r>
     </w:p>
     <w:p>
@@ -2201,7 +2469,7 @@
           <w:rFonts w:ascii="Segoe UI" w:cs="Segoe UI" w:eastAsia="Segoe UI" w:hAnsi="Segoe UI"/>
           <w:b/>
           <w:bCs/>
-          <w:color w:val="0A369D"/>
+          <w:color w:val="1E293B"/>
           <w:sz w:val="22"/>
           <w:szCs w:val="22"/>
         </w:rPr>
@@ -2231,7 +2499,7 @@
           <w:rFonts w:ascii="Segoe UI" w:cs="Segoe UI" w:eastAsia="Segoe UI" w:hAnsi="Segoe UI"/>
           <w:b/>
           <w:bCs/>
-          <w:color w:val="0A369D"/>
+          <w:color w:val="1E293B"/>
           <w:sz w:val="22"/>
           <w:szCs w:val="22"/>
         </w:rPr>
@@ -2261,7 +2529,7 @@
           <w:sz w:val="22"/>
           <w:szCs w:val="22"/>
         </w:rPr>
-        <w:t xml:space="preserve">Địa chỉ MAC: Hợp lệ</w:t>
+        <w:t xml:space="preserve">Thiết bị: Hợp lệ</w:t>
       </w:r>
       <w:r>
         <w:rPr>
@@ -2287,7 +2555,7 @@
           <w:rFonts w:ascii="Segoe UI" w:cs="Segoe UI" w:eastAsia="Segoe UI" w:hAnsi="Segoe UI"/>
           <w:b/>
           <w:bCs/>
-          <w:color w:val="0A369D"/>
+          <w:color w:val="1E293B"/>
           <w:sz w:val="22"/>
           <w:szCs w:val="22"/>
         </w:rPr>
@@ -2369,7 +2637,7 @@
           <w:rFonts w:ascii="Segoe UI" w:cs="Segoe UI" w:eastAsia="Segoe UI" w:hAnsi="Segoe UI"/>
           <w:b/>
           <w:bCs/>
-          <w:color w:val="0A369D"/>
+          <w:color w:val="1E293B"/>
           <w:sz w:val="22"/>
           <w:szCs w:val="22"/>
         </w:rPr>
@@ -2425,7 +2693,7 @@
           <w:rFonts w:ascii="Segoe UI" w:cs="Segoe UI" w:eastAsia="Segoe UI" w:hAnsi="Segoe UI"/>
           <w:b/>
           <w:bCs/>
-          <w:color w:val="0A369D"/>
+          <w:color w:val="1E293B"/>
           <w:sz w:val="22"/>
           <w:szCs w:val="22"/>
         </w:rPr>
@@ -2499,7 +2767,7 @@
           <w:rFonts w:ascii="Segoe UI" w:cs="Segoe UI" w:eastAsia="Segoe UI" w:hAnsi="Segoe UI"/>
           <w:b/>
           <w:bCs/>
-          <w:color w:val="1A56DB"/>
+          <w:color w:val="1E293B"/>
           <w:sz w:val="28"/>
           <w:szCs w:val="28"/>
         </w:rPr>
@@ -2767,7 +3035,7 @@
           <w:rFonts w:ascii="Segoe UI" w:cs="Segoe UI" w:eastAsia="Segoe UI" w:hAnsi="Segoe UI"/>
           <w:b/>
           <w:bCs/>
-          <w:color w:val="0A369D"/>
+          <w:color w:val="1E293B"/>
           <w:sz w:val="22"/>
           <w:szCs w:val="22"/>
         </w:rPr>
@@ -2797,7 +3065,7 @@
           <w:rFonts w:ascii="Segoe UI" w:cs="Segoe UI" w:eastAsia="Segoe UI" w:hAnsi="Segoe UI"/>
           <w:b/>
           <w:bCs/>
-          <w:color w:val="0A369D"/>
+          <w:color w:val="1E293B"/>
           <w:sz w:val="22"/>
           <w:szCs w:val="22"/>
         </w:rPr>
@@ -2827,7 +3095,7 @@
           <w:rFonts w:ascii="Segoe UI" w:cs="Segoe UI" w:eastAsia="Segoe UI" w:hAnsi="Segoe UI"/>
           <w:b/>
           <w:bCs/>
-          <w:color w:val="0A369D"/>
+          <w:color w:val="1E293B"/>
           <w:sz w:val="22"/>
           <w:szCs w:val="22"/>
         </w:rPr>
@@ -2955,7 +3223,7 @@
           <w:rFonts w:ascii="Segoe UI" w:cs="Segoe UI" w:eastAsia="Segoe UI" w:hAnsi="Segoe UI"/>
           <w:b/>
           <w:bCs/>
-          <w:color w:val="0A369D"/>
+          <w:color w:val="1E293B"/>
           <w:sz w:val="22"/>
           <w:szCs w:val="22"/>
         </w:rPr>
@@ -3037,7 +3305,7 @@
           <w:rFonts w:ascii="Segoe UI" w:cs="Segoe UI" w:eastAsia="Segoe UI" w:hAnsi="Segoe UI"/>
           <w:b/>
           <w:bCs/>
-          <w:color w:val="0A369D"/>
+          <w:color w:val="1E293B"/>
           <w:sz w:val="22"/>
           <w:szCs w:val="22"/>
         </w:rPr>
@@ -3085,9 +3353,9 @@
           <w:rFonts w:ascii="Segoe UI" w:cs="Segoe UI" w:eastAsia="Segoe UI" w:hAnsi="Segoe UI"/>
           <w:b/>
           <w:bCs/>
-          <w:color w:val="0A369D"/>
-          <w:sz w:val="36"/>
-          <w:szCs w:val="36"/>
+          <w:color w:val="1E293B"/>
+          <w:sz w:val="34"/>
+          <w:szCs w:val="34"/>
         </w:rPr>
         <w:t xml:space="preserve">4. BƯỚC 4: XEM LẠI LỊCH SỬ CÔNG VÀ SỐ NGÀY PHÉP CÒN LẠI</w:t>
       </w:r>
@@ -3183,7 +3451,7 @@
           <w:rFonts w:ascii="Segoe UI" w:cs="Segoe UI" w:eastAsia="Segoe UI" w:hAnsi="Segoe UI"/>
           <w:b/>
           <w:bCs/>
-          <w:color w:val="0A369D"/>
+          <w:color w:val="1E293B"/>
           <w:sz w:val="22"/>
           <w:szCs w:val="22"/>
         </w:rPr>
@@ -3239,7 +3507,7 @@
           <w:rFonts w:ascii="Segoe UI" w:cs="Segoe UI" w:eastAsia="Segoe UI" w:hAnsi="Segoe UI"/>
           <w:b/>
           <w:bCs/>
-          <w:color w:val="0A369D"/>
+          <w:color w:val="1E293B"/>
           <w:sz w:val="22"/>
           <w:szCs w:val="22"/>
         </w:rPr>
@@ -3269,7 +3537,7 @@
           <w:rFonts w:ascii="Segoe UI" w:cs="Segoe UI" w:eastAsia="Segoe UI" w:hAnsi="Segoe UI"/>
           <w:b/>
           <w:bCs/>
-          <w:color w:val="0A369D"/>
+          <w:color w:val="1E293B"/>
           <w:sz w:val="22"/>
           <w:szCs w:val="22"/>
         </w:rPr>
@@ -3425,9 +3693,9 @@
           <w:rFonts w:ascii="Segoe UI" w:cs="Segoe UI" w:eastAsia="Segoe UI" w:hAnsi="Segoe UI"/>
           <w:b/>
           <w:bCs/>
-          <w:color w:val="0A369D"/>
-          <w:sz w:val="36"/>
-          <w:szCs w:val="36"/>
+          <w:color w:val="1E293B"/>
+          <w:sz w:val="34"/>
+          <w:szCs w:val="34"/>
         </w:rPr>
         <w:t xml:space="preserve">5. BƯỚC 5: XIN NGHỈ PHÉP VÀ GIẢI TRÌNH KHI QUÊN QUẸT THẺ</w:t>
       </w:r>
@@ -3492,7 +3760,70 @@
           <w:sz w:val="18"/>
           <w:szCs w:val="18"/>
         </w:rPr>
-        <w:t xml:space="preserve">📸 Hình: Quản lý đơn từ và nghỉ phép</w:t>
+        <w:t xml:space="preserve">📸 Hình: Quản lý đơn từ và nghỉ phép trên Máy tính</w:t>
+      </w:r>
+    </w:p>
+    <w:p>
+      <w:pPr>
+        <w:spacing w:after="80" w:before="200"/>
+        <w:jc w:val="center"/>
+      </w:pPr>
+      <w:r>
+        <w:drawing>
+          <wp:inline distT="0" distB="0" distL="0" distR="0">
+            <wp:extent cx="5143500" cy="11134725"/>
+            <wp:effectExtent t="0" r="0" b="0" l="0"/>
+            <wp:docPr id="7" name="" descr="" title=""/>
+            <wp:cNvGraphicFramePr>
+              <a:graphicFrameLocks xmlns:a="http://schemas.openxmlformats.org/drawingml/2006/main" noChangeAspect="1"/>
+            </wp:cNvGraphicFramePr>
+            <a:graphic xmlns:a="http://schemas.openxmlformats.org/drawingml/2006/main">
+              <a:graphicData uri="http://schemas.openxmlformats.org/drawingml/2006/picture">
+                <pic:pic xmlns:pic="http://schemas.openxmlformats.org/drawingml/2006/picture">
+                  <pic:nvPicPr>
+                    <pic:cNvPr id="0" name="" descr=""/>
+                    <pic:cNvPicPr>
+                      <a:picLocks noChangeAspect="1" noChangeArrowheads="1"/>
+                    </pic:cNvPicPr>
+                  </pic:nvPicPr>
+                  <pic:blipFill>
+                    <a:blip r:embed="rId15" cstate="none"/>
+                    <a:srcRect/>
+                    <a:stretch>
+                      <a:fillRect/>
+                    </a:stretch>
+                  </pic:blipFill>
+                  <pic:spPr bwMode="auto">
+                    <a:xfrm>
+                      <a:off x="0" y="0"/>
+                      <a:ext cx="5143500" cy="11134725"/>
+                    </a:xfrm>
+                    <a:prstGeom prst="rect">
+                      <a:avLst/>
+                    </a:prstGeom>
+                  </pic:spPr>
+                </pic:pic>
+              </a:graphicData>
+            </a:graphic>
+          </wp:inline>
+        </w:drawing>
+      </w:r>
+    </w:p>
+    <w:p>
+      <w:pPr>
+        <w:spacing w:after="200" w:before="40"/>
+        <w:jc w:val="center"/>
+      </w:pPr>
+      <w:r>
+        <w:rPr>
+          <w:rFonts w:ascii="Segoe UI" w:cs="Segoe UI" w:eastAsia="Segoe UI" w:hAnsi="Segoe UI"/>
+          <w:i/>
+          <w:iCs/>
+          <w:color w:val="718096"/>
+          <w:sz w:val="18"/>
+          <w:szCs w:val="18"/>
+        </w:rPr>
+        <w:t xml:space="preserve">📸 Hình: Quản lý đơn từ trên Điện thoại</w:t>
       </w:r>
     </w:p>
     <w:p>
@@ -3523,7 +3854,7 @@
           <w:rFonts w:ascii="Segoe UI" w:cs="Segoe UI" w:eastAsia="Segoe UI" w:hAnsi="Segoe UI"/>
           <w:b/>
           <w:bCs/>
-          <w:color w:val="1A56DB"/>
+          <w:color w:val="1E293B"/>
           <w:sz w:val="28"/>
           <w:szCs w:val="28"/>
         </w:rPr>
@@ -3540,7 +3871,7 @@
           <w:rFonts w:ascii="Segoe UI" w:cs="Segoe UI" w:eastAsia="Segoe UI" w:hAnsi="Segoe UI"/>
           <w:b/>
           <w:bCs/>
-          <w:color w:val="0A369D"/>
+          <w:color w:val="1E293B"/>
           <w:sz w:val="22"/>
           <w:szCs w:val="22"/>
         </w:rPr>
@@ -3596,7 +3927,7 @@
           <w:rFonts w:ascii="Segoe UI" w:cs="Segoe UI" w:eastAsia="Segoe UI" w:hAnsi="Segoe UI"/>
           <w:b/>
           <w:bCs/>
-          <w:color w:val="0A369D"/>
+          <w:color w:val="1E293B"/>
           <w:sz w:val="22"/>
           <w:szCs w:val="22"/>
         </w:rPr>
@@ -3652,7 +3983,7 @@
           <w:rFonts w:ascii="Segoe UI" w:cs="Segoe UI" w:eastAsia="Segoe UI" w:hAnsi="Segoe UI"/>
           <w:b/>
           <w:bCs/>
-          <w:color w:val="0A369D"/>
+          <w:color w:val="1E293B"/>
           <w:sz w:val="22"/>
           <w:szCs w:val="22"/>
         </w:rPr>
@@ -3868,7 +4199,7 @@
           <w:rFonts w:ascii="Segoe UI" w:cs="Segoe UI" w:eastAsia="Segoe UI" w:hAnsi="Segoe UI"/>
           <w:b/>
           <w:bCs/>
-          <w:color w:val="0A369D"/>
+          <w:color w:val="1E293B"/>
           <w:sz w:val="22"/>
           <w:szCs w:val="22"/>
         </w:rPr>
@@ -3942,7 +4273,7 @@
           <w:rFonts w:ascii="Segoe UI" w:cs="Segoe UI" w:eastAsia="Segoe UI" w:hAnsi="Segoe UI"/>
           <w:b/>
           <w:bCs/>
-          <w:color w:val="1A56DB"/>
+          <w:color w:val="1E293B"/>
           <w:sz w:val="28"/>
           <w:szCs w:val="28"/>
         </w:rPr>
@@ -3977,7 +4308,7 @@
           <w:rFonts w:ascii="Segoe UI" w:cs="Segoe UI" w:eastAsia="Segoe UI" w:hAnsi="Segoe UI"/>
           <w:b/>
           <w:bCs/>
-          <w:color w:val="0A369D"/>
+          <w:color w:val="1E293B"/>
           <w:sz w:val="22"/>
           <w:szCs w:val="22"/>
         </w:rPr>
@@ -4033,7 +4364,7 @@
           <w:rFonts w:ascii="Segoe UI" w:cs="Segoe UI" w:eastAsia="Segoe UI" w:hAnsi="Segoe UI"/>
           <w:b/>
           <w:bCs/>
-          <w:color w:val="0A369D"/>
+          <w:color w:val="1E293B"/>
           <w:sz w:val="22"/>
           <w:szCs w:val="22"/>
         </w:rPr>
@@ -4089,7 +4420,7 @@
           <w:rFonts w:ascii="Segoe UI" w:cs="Segoe UI" w:eastAsia="Segoe UI" w:hAnsi="Segoe UI"/>
           <w:b/>
           <w:bCs/>
-          <w:color w:val="0A369D"/>
+          <w:color w:val="1E293B"/>
           <w:sz w:val="22"/>
           <w:szCs w:val="22"/>
         </w:rPr>
@@ -4240,7 +4571,7 @@
           <w:sz w:val="22"/>
           <w:szCs w:val="22"/>
         </w:rPr>
-        <w:t xml:space="preserve">Sáng nay máy tính văn phòng cập nhật Windows đến 8h45 mới vào được web</w:t>
+        <w:t xml:space="preserve">Sáng nay máy tính văn phòng cập nhật hệ điều hành đến 8h45 mới vào được web</w:t>
       </w:r>
       <w:r>
         <w:rPr>
@@ -4266,7 +4597,7 @@
           <w:rFonts w:ascii="Segoe UI" w:cs="Segoe UI" w:eastAsia="Segoe UI" w:hAnsi="Segoe UI"/>
           <w:b/>
           <w:bCs/>
-          <w:color w:val="0A369D"/>
+          <w:color w:val="1E293B"/>
           <w:sz w:val="22"/>
           <w:szCs w:val="22"/>
         </w:rPr>
@@ -4340,11 +4671,28 @@
           <w:rFonts w:ascii="Segoe UI" w:cs="Segoe UI" w:eastAsia="Segoe UI" w:hAnsi="Segoe UI"/>
           <w:b/>
           <w:bCs/>
-          <w:color w:val="0A369D"/>
-          <w:sz w:val="36"/>
-          <w:szCs w:val="36"/>
-        </w:rPr>
-        <w:t xml:space="preserve">6. BƯỚC 6: XEM THÔNG BÁO PHẢN HỒI TỪ SẾP VÀ NHÂN SỰ</w:t>
+          <w:color w:val="1E293B"/>
+          <w:sz w:val="34"/>
+          <w:szCs w:val="34"/>
+        </w:rPr>
+        <w:t xml:space="preserve">6. BƯỚC 6: DÀNH CHO NHÂN SỰ THỬ VIỆC &amp; BÁN THỜI GIAN: ĐĂNG KÝ LỊCH LÀM VIỆC</w:t>
+      </w:r>
+    </w:p>
+    <w:p>
+      <w:pPr>
+        <w:pStyle w:val="Heading2"/>
+        <w:spacing w:after="150" w:before="300"/>
+      </w:pPr>
+      <w:r>
+        <w:rPr>
+          <w:rFonts w:ascii="Segoe UI" w:cs="Segoe UI" w:eastAsia="Segoe UI" w:hAnsi="Segoe UI"/>
+          <w:b/>
+          <w:bCs/>
+          <w:color w:val="1E293B"/>
+          <w:sz w:val="28"/>
+          <w:szCs w:val="28"/>
+        </w:rPr>
+        <w:t xml:space="preserve">6.1. Ai cần sử dụng tính năng này?</w:t>
       </w:r>
     </w:p>
     <w:p>
@@ -4362,7 +4710,7 @@
           <w:sz w:val="22"/>
           <w:szCs w:val="22"/>
         </w:rPr>
-        <w:t xml:space="preserve">Ngay trên góc phải màn hình, cạnh tên của bạn có một biểu tượng </w:t>
+        <w:t xml:space="preserve">Tính năng </w:t>
       </w:r>
       <w:r>
         <w:rPr>
@@ -4375,20 +4723,20 @@
           <w:sz w:val="22"/>
           <w:szCs w:val="22"/>
         </w:rPr>
-        <w:t xml:space="preserve">Hình Quả Chuông 🔔</w:t>
-      </w:r>
-      <w:r>
-        <w:rPr>
-          <w:rFonts w:ascii="Segoe UI" w:cs="Segoe UI" w:eastAsia="Segoe UI" w:hAnsi="Segoe UI"/>
-          <w:b w:val="false"/>
-          <w:bCs w:val="false"/>
-          <w:i w:val="false"/>
-          <w:iCs w:val="false"/>
-          <w:color w:val="2D3748"/>
-          <w:sz w:val="22"/>
-          <w:szCs w:val="22"/>
-        </w:rPr>
-        <w:t xml:space="preserve">:</w:t>
+        <w:t xml:space="preserve">Đăng Ký Lịch Làm Việc</w:t>
+      </w:r>
+      <w:r>
+        <w:rPr>
+          <w:rFonts w:ascii="Segoe UI" w:cs="Segoe UI" w:eastAsia="Segoe UI" w:hAnsi="Segoe UI"/>
+          <w:b w:val="false"/>
+          <w:bCs w:val="false"/>
+          <w:i w:val="false"/>
+          <w:iCs w:val="false"/>
+          <w:color w:val="2D3748"/>
+          <w:sz w:val="22"/>
+          <w:szCs w:val="22"/>
+        </w:rPr>
+        <w:t xml:space="preserve"> được kích hoạt tự động cho các nhóm nhân sự có lịch làm việc linh hoạt:</w:t>
       </w:r>
     </w:p>
     <w:p>
@@ -4411,33 +4759,33 @@
           <w:sz w:val="22"/>
           <w:szCs w:val="22"/>
         </w:rPr>
-        <w:t xml:space="preserve">Khi đơn nghỉ phép của bạn được Sếp duyệt: Chuông sẽ báo chấm đỏ kèm lời nhắn </w:t>
-      </w:r>
-      <w:r>
-        <w:rPr>
-          <w:rFonts w:ascii="Segoe UI" w:cs="Segoe UI" w:eastAsia="Segoe UI" w:hAnsi="Segoe UI"/>
-          <w:b w:val="false"/>
-          <w:bCs w:val="false"/>
-          <w:i/>
-          <w:iCs/>
-          <w:color w:val="4A5568"/>
-          <w:sz w:val="22"/>
-          <w:szCs w:val="22"/>
-        </w:rPr>
-        <w:t xml:space="preserve">"Đơn nghỉ phép ngày XX/XX đã được phê duyệt"</w:t>
-      </w:r>
-      <w:r>
-        <w:rPr>
-          <w:rFonts w:ascii="Segoe UI" w:cs="Segoe UI" w:eastAsia="Segoe UI" w:hAnsi="Segoe UI"/>
-          <w:b w:val="false"/>
-          <w:bCs w:val="false"/>
-          <w:i w:val="false"/>
-          <w:iCs w:val="false"/>
-          <w:color w:val="2D3748"/>
-          <w:sz w:val="22"/>
-          <w:szCs w:val="22"/>
-        </w:rPr>
-        <w:t xml:space="preserve">.</w:t>
+        <w:t xml:space="preserve">🆕 </w:t>
+      </w:r>
+      <w:r>
+        <w:rPr>
+          <w:rFonts w:ascii="Segoe UI" w:cs="Segoe UI" w:eastAsia="Segoe UI" w:hAnsi="Segoe UI"/>
+          <w:b/>
+          <w:bCs/>
+          <w:i w:val="false"/>
+          <w:iCs w:val="false"/>
+          <w:color w:val="1A202C"/>
+          <w:sz w:val="22"/>
+          <w:szCs w:val="22"/>
+        </w:rPr>
+        <w:t xml:space="preserve">Nhân sự Thử Việc (Probationary Staff)</w:t>
+      </w:r>
+      <w:r>
+        <w:rPr>
+          <w:rFonts w:ascii="Segoe UI" w:cs="Segoe UI" w:eastAsia="Segoe UI" w:hAnsi="Segoe UI"/>
+          <w:b w:val="false"/>
+          <w:bCs w:val="false"/>
+          <w:i w:val="false"/>
+          <w:iCs w:val="false"/>
+          <w:color w:val="2D3748"/>
+          <w:sz w:val="22"/>
+          <w:szCs w:val="22"/>
+        </w:rPr>
+        <w:t xml:space="preserve">: Trong giai đoạn thử việc hoặc mới nhận việc, lịch làm việc của bạn được đăng ký theo kế hoạch đào tạo, hướng dẫn của Quản lý/Mentor để làm căn cứ chấm công và đánh giá chuyên cần khi kết thúc thử việc.</w:t>
       </w:r>
     </w:p>
     <w:p>
@@ -4460,7 +4808,33 @@
           <w:sz w:val="22"/>
           <w:szCs w:val="22"/>
         </w:rPr>
-        <w:t xml:space="preserve">Nếu đơn bị từ chối: Chuông sẽ báo lý do từ chối để bạn biết đường trao đổi lại với Sếp.</w:t>
+        <w:t xml:space="preserve">⏱️ </w:t>
+      </w:r>
+      <w:r>
+        <w:rPr>
+          <w:rFonts w:ascii="Segoe UI" w:cs="Segoe UI" w:eastAsia="Segoe UI" w:hAnsi="Segoe UI"/>
+          <w:b/>
+          <w:bCs/>
+          <w:i w:val="false"/>
+          <w:iCs w:val="false"/>
+          <w:color w:val="1A202C"/>
+          <w:sz w:val="22"/>
+          <w:szCs w:val="22"/>
+        </w:rPr>
+        <w:t xml:space="preserve">Nhân sự Bán Thời Gian (Part-time)</w:t>
+      </w:r>
+      <w:r>
+        <w:rPr>
+          <w:rFonts w:ascii="Segoe UI" w:cs="Segoe UI" w:eastAsia="Segoe UI" w:hAnsi="Segoe UI"/>
+          <w:b w:val="false"/>
+          <w:bCs w:val="false"/>
+          <w:i w:val="false"/>
+          <w:iCs w:val="false"/>
+          <w:color w:val="2D3748"/>
+          <w:sz w:val="22"/>
+          <w:szCs w:val="22"/>
+        </w:rPr>
+        <w:t xml:space="preserve">: Giáo viên hoặc trợ giảng đăng ký ca dạy, buổi làm việc theo tuần hoặc tháng.</w:t>
       </w:r>
     </w:p>
     <w:p>
@@ -4483,7 +4857,1153 @@
           <w:sz w:val="22"/>
           <w:szCs w:val="22"/>
         </w:rPr>
-        <w:t xml:space="preserve">Bạn chỉ cần nhấp vào Chuông là đọc được toàn bộ tin nhắn mới nhất.</w:t>
+        <w:t xml:space="preserve">🏠 </w:t>
+      </w:r>
+      <w:r>
+        <w:rPr>
+          <w:rFonts w:ascii="Segoe UI" w:cs="Segoe UI" w:eastAsia="Segoe UI" w:hAnsi="Segoe UI"/>
+          <w:b/>
+          <w:bCs/>
+          <w:i w:val="false"/>
+          <w:iCs w:val="false"/>
+          <w:color w:val="1A202C"/>
+          <w:sz w:val="22"/>
+          <w:szCs w:val="22"/>
+        </w:rPr>
+        <w:t xml:space="preserve">Nhân sự Làm Việc Tại Nhà (Remote)</w:t>
+      </w:r>
+      <w:r>
+        <w:rPr>
+          <w:rFonts w:ascii="Segoe UI" w:cs="Segoe UI" w:eastAsia="Segoe UI" w:hAnsi="Segoe UI"/>
+          <w:b w:val="false"/>
+          <w:bCs w:val="false"/>
+          <w:i w:val="false"/>
+          <w:iCs w:val="false"/>
+          <w:color w:val="2D3748"/>
+          <w:sz w:val="22"/>
+          <w:szCs w:val="22"/>
+        </w:rPr>
+        <w:t xml:space="preserve">: Đăng ký ngày làm việc từ xa để hệ thống ghi nhận công mà không kiểm tra vị trí văn phòng.</w:t>
+      </w:r>
+    </w:p>
+    <w:p>
+      <w:pPr>
+        <w:spacing w:after="60" w:before="60" w:line="276"/>
+      </w:pPr>
+      <w:r>
+        <w:rPr>
+          <w:rFonts w:ascii="Segoe UI" w:cs="Segoe UI" w:eastAsia="Segoe UI" w:hAnsi="Segoe UI"/>
+          <w:b w:val="false"/>
+          <w:bCs w:val="false"/>
+          <w:i/>
+          <w:iCs/>
+          <w:color w:val="4A5568"/>
+          <w:sz w:val="22"/>
+          <w:szCs w:val="22"/>
+        </w:rPr>
+        <w:t xml:space="preserve">(Lưu ý: Nhân viên chính thức làm việc toàn thời gian Full-time cố định tại cơ sở sẽ đi làm theo ca chuẩn mặc định của công ty, không cần đăng ký từng ngày).</w:t>
+      </w:r>
+    </w:p>
+    <w:p>
+      <w:pPr>
+        <w:spacing w:after="60" w:before="60" w:line="276"/>
+      </w:pPr>
+      <w:r>
+        <w:rPr>
+          <w:rFonts w:ascii="Segoe UI" w:cs="Segoe UI" w:eastAsia="Segoe UI" w:hAnsi="Segoe UI"/>
+          <w:b w:val="false"/>
+          <w:bCs w:val="false"/>
+          <w:i w:val="false"/>
+          <w:iCs w:val="false"/>
+          <w:color w:val="2D3748"/>
+          <w:sz w:val="22"/>
+          <w:szCs w:val="22"/>
+        </w:rPr>
+        <w:t xml:space="preserve">---</w:t>
+      </w:r>
+    </w:p>
+    <w:p>
+      <w:pPr>
+        <w:pStyle w:val="Heading2"/>
+        <w:spacing w:after="150" w:before="300"/>
+      </w:pPr>
+      <w:r>
+        <w:rPr>
+          <w:rFonts w:ascii="Segoe UI" w:cs="Segoe UI" w:eastAsia="Segoe UI" w:hAnsi="Segoe UI"/>
+          <w:b/>
+          <w:bCs/>
+          <w:color w:val="1E293B"/>
+          <w:sz w:val="28"/>
+          <w:szCs w:val="28"/>
+        </w:rPr>
+        <w:t xml:space="preserve">6.2. Các bước đăng ký lịch làm việc trên giao diện lịch tháng</w:t>
+      </w:r>
+    </w:p>
+    <w:p>
+      <w:pPr>
+        <w:spacing w:after="60" w:before="60" w:line="276"/>
+      </w:pPr>
+      <w:r>
+        <w:rPr>
+          <w:rFonts w:ascii="Segoe UI" w:cs="Segoe UI" w:eastAsia="Segoe UI" w:hAnsi="Segoe UI"/>
+          <w:b w:val="false"/>
+          <w:bCs w:val="false"/>
+          <w:i w:val="false"/>
+          <w:iCs w:val="false"/>
+          <w:color w:val="2D3748"/>
+          <w:sz w:val="22"/>
+          <w:szCs w:val="22"/>
+        </w:rPr>
+        <w:t xml:space="preserve">Bạn có thể thao tác đăng ký lịch làm việc dễ dàng trên cả Máy tính và Điện thoại:</w:t>
+      </w:r>
+    </w:p>
+    <w:p>
+      <w:pPr>
+        <w:spacing w:after="60" w:before="60"/>
+        <w:ind w:left="400"/>
+      </w:pPr>
+      <w:r>
+        <w:rPr>
+          <w:rFonts w:ascii="Segoe UI" w:cs="Segoe UI" w:eastAsia="Segoe UI" w:hAnsi="Segoe UI"/>
+          <w:b/>
+          <w:bCs/>
+          <w:color w:val="1E293B"/>
+          <w:sz w:val="22"/>
+          <w:szCs w:val="22"/>
+        </w:rPr>
+        <w:t xml:space="preserve">1. </w:t>
+      </w:r>
+      <w:r>
+        <w:rPr>
+          <w:rFonts w:ascii="Segoe UI" w:cs="Segoe UI" w:eastAsia="Segoe UI" w:hAnsi="Segoe UI"/>
+          <w:b/>
+          <w:bCs/>
+          <w:i w:val="false"/>
+          <w:iCs w:val="false"/>
+          <w:color w:val="1A202C"/>
+          <w:sz w:val="22"/>
+          <w:szCs w:val="22"/>
+        </w:rPr>
+        <w:t xml:space="preserve">Vào phân hệ Lịch làm việc</w:t>
+      </w:r>
+      <w:r>
+        <w:rPr>
+          <w:rFonts w:ascii="Segoe UI" w:cs="Segoe UI" w:eastAsia="Segoe UI" w:hAnsi="Segoe UI"/>
+          <w:b w:val="false"/>
+          <w:bCs w:val="false"/>
+          <w:i w:val="false"/>
+          <w:iCs w:val="false"/>
+          <w:color w:val="2D3748"/>
+          <w:sz w:val="22"/>
+          <w:szCs w:val="22"/>
+        </w:rPr>
+        <w:t xml:space="preserve">: Nhấp vào menu </w:t>
+      </w:r>
+      <w:r>
+        <w:rPr>
+          <w:rFonts w:ascii="Segoe UI" w:cs="Segoe UI" w:eastAsia="Segoe UI" w:hAnsi="Segoe UI"/>
+          <w:b/>
+          <w:bCs/>
+          <w:i w:val="false"/>
+          <w:iCs w:val="false"/>
+          <w:color w:val="1A202C"/>
+          <w:sz w:val="22"/>
+          <w:szCs w:val="22"/>
+        </w:rPr>
+        <w:t xml:space="preserve">"Lịch làm việc của tôi"</w:t>
+      </w:r>
+      <w:r>
+        <w:rPr>
+          <w:rFonts w:ascii="Segoe UI" w:cs="Segoe UI" w:eastAsia="Segoe UI" w:hAnsi="Segoe UI"/>
+          <w:b w:val="false"/>
+          <w:bCs w:val="false"/>
+          <w:i w:val="false"/>
+          <w:iCs w:val="false"/>
+          <w:color w:val="2D3748"/>
+          <w:sz w:val="22"/>
+          <w:szCs w:val="22"/>
+        </w:rPr>
+        <w:t xml:space="preserve"> (hoặc biểu tượng Lịch trên trang cá nhân).</w:t>
+      </w:r>
+    </w:p>
+    <w:p>
+      <w:pPr>
+        <w:spacing w:after="60" w:before="60"/>
+        <w:ind w:left="400"/>
+      </w:pPr>
+      <w:r>
+        <w:rPr>
+          <w:rFonts w:ascii="Segoe UI" w:cs="Segoe UI" w:eastAsia="Segoe UI" w:hAnsi="Segoe UI"/>
+          <w:b/>
+          <w:bCs/>
+          <w:color w:val="1E293B"/>
+          <w:sz w:val="22"/>
+          <w:szCs w:val="22"/>
+        </w:rPr>
+        <w:t xml:space="preserve">2. </w:t>
+      </w:r>
+      <w:r>
+        <w:rPr>
+          <w:rFonts w:ascii="Segoe UI" w:cs="Segoe UI" w:eastAsia="Segoe UI" w:hAnsi="Segoe UI"/>
+          <w:b/>
+          <w:bCs/>
+          <w:i w:val="false"/>
+          <w:iCs w:val="false"/>
+          <w:color w:val="1A202C"/>
+          <w:sz w:val="22"/>
+          <w:szCs w:val="22"/>
+        </w:rPr>
+        <w:t xml:space="preserve">Quan sát Lịch tháng trực quan</w:t>
+      </w:r>
+      <w:r>
+        <w:rPr>
+          <w:rFonts w:ascii="Segoe UI" w:cs="Segoe UI" w:eastAsia="Segoe UI" w:hAnsi="Segoe UI"/>
+          <w:b w:val="false"/>
+          <w:bCs w:val="false"/>
+          <w:i w:val="false"/>
+          <w:iCs w:val="false"/>
+          <w:color w:val="2D3748"/>
+          <w:sz w:val="22"/>
+          <w:szCs w:val="22"/>
+        </w:rPr>
+        <w:t xml:space="preserve">: Màn hình hiển thị lịch 7 cột từ Thứ Hai đến Chủ Nhật, hiển thị rõ ràng ngày làm việc, nửa ngày Thứ Bảy, ngày nghỉ tuần và các ngày lễ của công ty.</w:t>
+      </w:r>
+    </w:p>
+    <w:p>
+      <w:pPr>
+        <w:spacing w:after="60" w:before="60"/>
+        <w:ind w:left="400"/>
+      </w:pPr>
+      <w:r>
+        <w:rPr>
+          <w:rFonts w:ascii="Segoe UI" w:cs="Segoe UI" w:eastAsia="Segoe UI" w:hAnsi="Segoe UI"/>
+          <w:b/>
+          <w:bCs/>
+          <w:color w:val="1E293B"/>
+          <w:sz w:val="22"/>
+          <w:szCs w:val="22"/>
+        </w:rPr>
+        <w:t xml:space="preserve">3. </w:t>
+      </w:r>
+      <w:r>
+        <w:rPr>
+          <w:rFonts w:ascii="Segoe UI" w:cs="Segoe UI" w:eastAsia="Segoe UI" w:hAnsi="Segoe UI"/>
+          <w:b/>
+          <w:bCs/>
+          <w:i w:val="false"/>
+          <w:iCs w:val="false"/>
+          <w:color w:val="1A202C"/>
+          <w:sz w:val="22"/>
+          <w:szCs w:val="22"/>
+        </w:rPr>
+        <w:t xml:space="preserve">Chọn ngày cần đăng ký làm việc</w:t>
+      </w:r>
+      <w:r>
+        <w:rPr>
+          <w:rFonts w:ascii="Segoe UI" w:cs="Segoe UI" w:eastAsia="Segoe UI" w:hAnsi="Segoe UI"/>
+          <w:b w:val="false"/>
+          <w:bCs w:val="false"/>
+          <w:i w:val="false"/>
+          <w:iCs w:val="false"/>
+          <w:color w:val="2D3748"/>
+          <w:sz w:val="22"/>
+          <w:szCs w:val="22"/>
+        </w:rPr>
+        <w:t xml:space="preserve">:</w:t>
+      </w:r>
+    </w:p>
+    <w:p>
+      <w:pPr>
+        <w:pStyle w:val="ListParagraph"/>
+        <w:numPr>
+          <w:ilvl w:val="0"/>
+          <w:numId w:val="1"/>
+        </w:numPr>
+        <w:spacing w:after="40" w:before="40"/>
+      </w:pPr>
+      <w:r>
+        <w:rPr>
+          <w:rFonts w:ascii="Segoe UI" w:cs="Segoe UI" w:eastAsia="Segoe UI" w:hAnsi="Segoe UI"/>
+          <w:b w:val="false"/>
+          <w:bCs w:val="false"/>
+          <w:i w:val="false"/>
+          <w:iCs w:val="false"/>
+          <w:color w:val="2D3748"/>
+          <w:sz w:val="22"/>
+          <w:szCs w:val="22"/>
+        </w:rPr>
+        <w:t xml:space="preserve">Bạn có thể nhấp chuột chọn từng ngày trực tiếp trên ô lịch.</w:t>
+      </w:r>
+    </w:p>
+    <w:p>
+      <w:pPr>
+        <w:pStyle w:val="ListParagraph"/>
+        <w:numPr>
+          <w:ilvl w:val="0"/>
+          <w:numId w:val="1"/>
+        </w:numPr>
+        <w:spacing w:after="40" w:before="40"/>
+      </w:pPr>
+      <w:r>
+        <w:rPr>
+          <w:rFonts w:ascii="Segoe UI" w:cs="Segoe UI" w:eastAsia="Segoe UI" w:hAnsi="Segoe UI"/>
+          <w:b w:val="false"/>
+          <w:bCs w:val="false"/>
+          <w:i w:val="false"/>
+          <w:iCs w:val="false"/>
+          <w:color w:val="2D3748"/>
+          <w:sz w:val="22"/>
+          <w:szCs w:val="22"/>
+        </w:rPr>
+        <w:t xml:space="preserve">Hoặc sử dụng tính năng </w:t>
+      </w:r>
+      <w:r>
+        <w:rPr>
+          <w:rFonts w:ascii="Segoe UI" w:cs="Segoe UI" w:eastAsia="Segoe UI" w:hAnsi="Segoe UI"/>
+          <w:b/>
+          <w:bCs/>
+          <w:i w:val="false"/>
+          <w:iCs w:val="false"/>
+          <w:color w:val="1A202C"/>
+          <w:sz w:val="22"/>
+          <w:szCs w:val="22"/>
+        </w:rPr>
+        <w:t xml:space="preserve">"Chọn nhiều ngày cùng lúc (Batch Select)"</w:t>
+      </w:r>
+      <w:r>
+        <w:rPr>
+          <w:rFonts w:ascii="Segoe UI" w:cs="Segoe UI" w:eastAsia="Segoe UI" w:hAnsi="Segoe UI"/>
+          <w:b w:val="false"/>
+          <w:bCs w:val="false"/>
+          <w:i w:val="false"/>
+          <w:iCs w:val="false"/>
+          <w:color w:val="2D3748"/>
+          <w:sz w:val="22"/>
+          <w:szCs w:val="22"/>
+        </w:rPr>
+        <w:t xml:space="preserve"> để chọn nhanh các ngày trong tuần hoặc cả tháng tới.</w:t>
+      </w:r>
+    </w:p>
+    <w:p>
+      <w:pPr>
+        <w:spacing w:after="60" w:before="60"/>
+        <w:ind w:left="400"/>
+      </w:pPr>
+      <w:r>
+        <w:rPr>
+          <w:rFonts w:ascii="Segoe UI" w:cs="Segoe UI" w:eastAsia="Segoe UI" w:hAnsi="Segoe UI"/>
+          <w:b/>
+          <w:bCs/>
+          <w:color w:val="1E293B"/>
+          <w:sz w:val="22"/>
+          <w:szCs w:val="22"/>
+        </w:rPr>
+        <w:t xml:space="preserve">4. </w:t>
+      </w:r>
+      <w:r>
+        <w:rPr>
+          <w:rFonts w:ascii="Segoe UI" w:cs="Segoe UI" w:eastAsia="Segoe UI" w:hAnsi="Segoe UI"/>
+          <w:b/>
+          <w:bCs/>
+          <w:i w:val="false"/>
+          <w:iCs w:val="false"/>
+          <w:color w:val="1A202C"/>
+          <w:sz w:val="22"/>
+          <w:szCs w:val="22"/>
+        </w:rPr>
+        <w:t xml:space="preserve">Chọn ca làm việc</w:t>
+      </w:r>
+      <w:r>
+        <w:rPr>
+          <w:rFonts w:ascii="Segoe UI" w:cs="Segoe UI" w:eastAsia="Segoe UI" w:hAnsi="Segoe UI"/>
+          <w:b w:val="false"/>
+          <w:bCs w:val="false"/>
+          <w:i w:val="false"/>
+          <w:iCs w:val="false"/>
+          <w:color w:val="2D3748"/>
+          <w:sz w:val="22"/>
+          <w:szCs w:val="22"/>
+        </w:rPr>
+        <w:t xml:space="preserve">:</w:t>
+      </w:r>
+    </w:p>
+    <w:p>
+      <w:pPr>
+        <w:pStyle w:val="ListParagraph"/>
+        <w:numPr>
+          <w:ilvl w:val="0"/>
+          <w:numId w:val="1"/>
+        </w:numPr>
+        <w:spacing w:after="40" w:before="40"/>
+      </w:pPr>
+      <w:r>
+        <w:rPr>
+          <w:rFonts w:ascii="Segoe UI" w:cs="Segoe UI" w:eastAsia="Segoe UI" w:hAnsi="Segoe UI"/>
+          <w:b w:val="false"/>
+          <w:bCs w:val="false"/>
+          <w:i w:val="false"/>
+          <w:iCs w:val="false"/>
+          <w:color w:val="2D3748"/>
+          <w:sz w:val="22"/>
+          <w:szCs w:val="22"/>
+        </w:rPr>
+        <w:t xml:space="preserve">Chọn ca: </w:t>
+      </w:r>
+      <w:r>
+        <w:rPr>
+          <w:rFonts w:ascii="Segoe UI" w:cs="Segoe UI" w:eastAsia="Segoe UI" w:hAnsi="Segoe UI"/>
+          <w:b/>
+          <w:bCs/>
+          <w:i w:val="false"/>
+          <w:iCs w:val="false"/>
+          <w:color w:val="1A202C"/>
+          <w:sz w:val="22"/>
+          <w:szCs w:val="22"/>
+        </w:rPr>
+        <w:t xml:space="preserve">Cả ngày (Full-time)</w:t>
+      </w:r>
+      <w:r>
+        <w:rPr>
+          <w:rFonts w:ascii="Segoe UI" w:cs="Segoe UI" w:eastAsia="Segoe UI" w:hAnsi="Segoe UI"/>
+          <w:b w:val="false"/>
+          <w:bCs w:val="false"/>
+          <w:i w:val="false"/>
+          <w:iCs w:val="false"/>
+          <w:color w:val="2D3748"/>
+          <w:sz w:val="22"/>
+          <w:szCs w:val="22"/>
+        </w:rPr>
+        <w:t xml:space="preserve">, </w:t>
+      </w:r>
+      <w:r>
+        <w:rPr>
+          <w:rFonts w:ascii="Segoe UI" w:cs="Segoe UI" w:eastAsia="Segoe UI" w:hAnsi="Segoe UI"/>
+          <w:b/>
+          <w:bCs/>
+          <w:i w:val="false"/>
+          <w:iCs w:val="false"/>
+          <w:color w:val="1A202C"/>
+          <w:sz w:val="22"/>
+          <w:szCs w:val="22"/>
+        </w:rPr>
+        <w:t xml:space="preserve">Ca sáng (Morning)</w:t>
+      </w:r>
+      <w:r>
+        <w:rPr>
+          <w:rFonts w:ascii="Segoe UI" w:cs="Segoe UI" w:eastAsia="Segoe UI" w:hAnsi="Segoe UI"/>
+          <w:b w:val="false"/>
+          <w:bCs w:val="false"/>
+          <w:i w:val="false"/>
+          <w:iCs w:val="false"/>
+          <w:color w:val="2D3748"/>
+          <w:sz w:val="22"/>
+          <w:szCs w:val="22"/>
+        </w:rPr>
+        <w:t xml:space="preserve">, hoặc </w:t>
+      </w:r>
+      <w:r>
+        <w:rPr>
+          <w:rFonts w:ascii="Segoe UI" w:cs="Segoe UI" w:eastAsia="Segoe UI" w:hAnsi="Segoe UI"/>
+          <w:b/>
+          <w:bCs/>
+          <w:i w:val="false"/>
+          <w:iCs w:val="false"/>
+          <w:color w:val="1A202C"/>
+          <w:sz w:val="22"/>
+          <w:szCs w:val="22"/>
+        </w:rPr>
+        <w:t xml:space="preserve">Ca chiều (Afternoon)</w:t>
+      </w:r>
+      <w:r>
+        <w:rPr>
+          <w:rFonts w:ascii="Segoe UI" w:cs="Segoe UI" w:eastAsia="Segoe UI" w:hAnsi="Segoe UI"/>
+          <w:b w:val="false"/>
+          <w:bCs w:val="false"/>
+          <w:i w:val="false"/>
+          <w:iCs w:val="false"/>
+          <w:color w:val="2D3748"/>
+          <w:sz w:val="22"/>
+          <w:szCs w:val="22"/>
+        </w:rPr>
+        <w:t xml:space="preserve">.</w:t>
+      </w:r>
+    </w:p>
+    <w:p>
+      <w:pPr>
+        <w:pStyle w:val="ListParagraph"/>
+        <w:numPr>
+          <w:ilvl w:val="0"/>
+          <w:numId w:val="1"/>
+        </w:numPr>
+        <w:spacing w:after="40" w:before="40"/>
+      </w:pPr>
+      <w:r>
+        <w:rPr>
+          <w:rFonts w:ascii="Segoe UI" w:cs="Segoe UI" w:eastAsia="Segoe UI" w:hAnsi="Segoe UI"/>
+          <w:b w:val="false"/>
+          <w:bCs w:val="false"/>
+          <w:i w:val="false"/>
+          <w:iCs w:val="false"/>
+          <w:color w:val="2D3748"/>
+          <w:sz w:val="22"/>
+          <w:szCs w:val="22"/>
+        </w:rPr>
+        <w:t xml:space="preserve">Ghi chú thêm nếu cần (Ví dụ: </w:t>
+      </w:r>
+      <w:r>
+        <w:rPr>
+          <w:rFonts w:ascii="Segoe UI" w:cs="Segoe UI" w:eastAsia="Segoe UI" w:hAnsi="Segoe UI"/>
+          <w:b w:val="false"/>
+          <w:bCs w:val="false"/>
+          <w:i/>
+          <w:iCs/>
+          <w:color w:val="4A5568"/>
+          <w:sz w:val="22"/>
+          <w:szCs w:val="22"/>
+        </w:rPr>
+        <w:t xml:space="preserve">Ca đào tạo giáo án mới</w:t>
+      </w:r>
+      <w:r>
+        <w:rPr>
+          <w:rFonts w:ascii="Segoe UI" w:cs="Segoe UI" w:eastAsia="Segoe UI" w:hAnsi="Segoe UI"/>
+          <w:b w:val="false"/>
+          <w:bCs w:val="false"/>
+          <w:i w:val="false"/>
+          <w:iCs w:val="false"/>
+          <w:color w:val="2D3748"/>
+          <w:sz w:val="22"/>
+          <w:szCs w:val="22"/>
+        </w:rPr>
+        <w:t xml:space="preserve">, </w:t>
+      </w:r>
+      <w:r>
+        <w:rPr>
+          <w:rFonts w:ascii="Segoe UI" w:cs="Segoe UI" w:eastAsia="Segoe UI" w:hAnsi="Segoe UI"/>
+          <w:b w:val="false"/>
+          <w:bCs w:val="false"/>
+          <w:i/>
+          <w:iCs/>
+          <w:color w:val="4A5568"/>
+          <w:sz w:val="22"/>
+          <w:szCs w:val="22"/>
+        </w:rPr>
+        <w:t xml:space="preserve">Ca dự giờ cơ sở</w:t>
+      </w:r>
+      <w:r>
+        <w:rPr>
+          <w:rFonts w:ascii="Segoe UI" w:cs="Segoe UI" w:eastAsia="Segoe UI" w:hAnsi="Segoe UI"/>
+          <w:b w:val="false"/>
+          <w:bCs w:val="false"/>
+          <w:i w:val="false"/>
+          <w:iCs w:val="false"/>
+          <w:color w:val="2D3748"/>
+          <w:sz w:val="22"/>
+          <w:szCs w:val="22"/>
+        </w:rPr>
+        <w:t xml:space="preserve">).</w:t>
+      </w:r>
+    </w:p>
+    <w:p>
+      <w:pPr>
+        <w:spacing w:after="60" w:before="60"/>
+        <w:ind w:left="400"/>
+      </w:pPr>
+      <w:r>
+        <w:rPr>
+          <w:rFonts w:ascii="Segoe UI" w:cs="Segoe UI" w:eastAsia="Segoe UI" w:hAnsi="Segoe UI"/>
+          <w:b/>
+          <w:bCs/>
+          <w:color w:val="1E293B"/>
+          <w:sz w:val="22"/>
+          <w:szCs w:val="22"/>
+        </w:rPr>
+        <w:t xml:space="preserve">5. </w:t>
+      </w:r>
+      <w:r>
+        <w:rPr>
+          <w:rFonts w:ascii="Segoe UI" w:cs="Segoe UI" w:eastAsia="Segoe UI" w:hAnsi="Segoe UI"/>
+          <w:b/>
+          <w:bCs/>
+          <w:i w:val="false"/>
+          <w:iCs w:val="false"/>
+          <w:color w:val="1A202C"/>
+          <w:sz w:val="22"/>
+          <w:szCs w:val="22"/>
+        </w:rPr>
+        <w:t xml:space="preserve">Lưu lịch đăng ký</w:t>
+      </w:r>
+      <w:r>
+        <w:rPr>
+          <w:rFonts w:ascii="Segoe UI" w:cs="Segoe UI" w:eastAsia="Segoe UI" w:hAnsi="Segoe UI"/>
+          <w:b w:val="false"/>
+          <w:bCs w:val="false"/>
+          <w:i w:val="false"/>
+          <w:iCs w:val="false"/>
+          <w:color w:val="2D3748"/>
+          <w:sz w:val="22"/>
+          <w:szCs w:val="22"/>
+        </w:rPr>
+        <w:t xml:space="preserve">: Nhấn nút xanh </w:t>
+      </w:r>
+      <w:r>
+        <w:rPr>
+          <w:rFonts w:ascii="Segoe UI" w:cs="Segoe UI" w:eastAsia="Segoe UI" w:hAnsi="Segoe UI"/>
+          <w:b/>
+          <w:bCs/>
+          <w:i w:val="false"/>
+          <w:iCs w:val="false"/>
+          <w:color w:val="1A202C"/>
+          <w:sz w:val="22"/>
+          <w:szCs w:val="22"/>
+        </w:rPr>
+        <w:t xml:space="preserve">"Đăng ký lịch làm việc"</w:t>
+      </w:r>
+      <w:r>
+        <w:rPr>
+          <w:rFonts w:ascii="Segoe UI" w:cs="Segoe UI" w:eastAsia="Segoe UI" w:hAnsi="Segoe UI"/>
+          <w:b w:val="false"/>
+          <w:bCs w:val="false"/>
+          <w:i w:val="false"/>
+          <w:iCs w:val="false"/>
+          <w:color w:val="2D3748"/>
+          <w:sz w:val="22"/>
+          <w:szCs w:val="22"/>
+        </w:rPr>
+        <w:t xml:space="preserve">.</w:t>
+      </w:r>
+    </w:p>
+    <w:p>
+      <w:pPr>
+        <w:pStyle w:val="ListParagraph"/>
+        <w:numPr>
+          <w:ilvl w:val="0"/>
+          <w:numId w:val="1"/>
+        </w:numPr>
+        <w:spacing w:after="40" w:before="40"/>
+      </w:pPr>
+      <w:r>
+        <w:rPr>
+          <w:rFonts w:ascii="Segoe UI" w:cs="Segoe UI" w:eastAsia="Segoe UI" w:hAnsi="Segoe UI"/>
+          <w:b w:val="false"/>
+          <w:bCs w:val="false"/>
+          <w:i w:val="false"/>
+          <w:iCs w:val="false"/>
+          <w:color w:val="2D3748"/>
+          <w:sz w:val="22"/>
+          <w:szCs w:val="22"/>
+        </w:rPr>
+        <w:t xml:space="preserve">Màn hình sẽ thông báo: </w:t>
+      </w:r>
+      <w:r>
+        <w:rPr>
+          <w:rFonts w:ascii="Segoe UI" w:cs="Segoe UI" w:eastAsia="Segoe UI" w:hAnsi="Segoe UI"/>
+          <w:b w:val="false"/>
+          <w:bCs w:val="false"/>
+          <w:i/>
+          <w:iCs/>
+          <w:color w:val="4A5568"/>
+          <w:sz w:val="22"/>
+          <w:szCs w:val="22"/>
+        </w:rPr>
+        <w:t xml:space="preserve">"Đăng ký lịch làm việc thành công!"</w:t>
+      </w:r>
+      <w:r>
+        <w:rPr>
+          <w:rFonts w:ascii="Segoe UI" w:cs="Segoe UI" w:eastAsia="Segoe UI" w:hAnsi="Segoe UI"/>
+          <w:b w:val="false"/>
+          <w:bCs w:val="false"/>
+          <w:i w:val="false"/>
+          <w:iCs w:val="false"/>
+          <w:color w:val="2D3748"/>
+          <w:sz w:val="22"/>
+          <w:szCs w:val="22"/>
+        </w:rPr>
+        <w:t xml:space="preserve">.</w:t>
+      </w:r>
+    </w:p>
+    <w:p>
+      <w:pPr>
+        <w:pStyle w:val="ListParagraph"/>
+        <w:numPr>
+          <w:ilvl w:val="0"/>
+          <w:numId w:val="1"/>
+        </w:numPr>
+        <w:spacing w:after="40" w:before="40"/>
+      </w:pPr>
+      <w:r>
+        <w:rPr>
+          <w:rFonts w:ascii="Segoe UI" w:cs="Segoe UI" w:eastAsia="Segoe UI" w:hAnsi="Segoe UI"/>
+          <w:b w:val="false"/>
+          <w:bCs w:val="false"/>
+          <w:i w:val="false"/>
+          <w:iCs w:val="false"/>
+          <w:color w:val="2D3748"/>
+          <w:sz w:val="22"/>
+          <w:szCs w:val="22"/>
+        </w:rPr>
+        <w:t xml:space="preserve">Các ngày đã đăng ký sẽ chuyển sang màu xanh trên lịch để bạn dễ dàng theo dõi.</w:t>
+      </w:r>
+    </w:p>
+    <w:p>
+      <w:pPr>
+        <w:spacing w:after="60" w:before="60" w:line="276"/>
+      </w:pPr>
+      <w:r>
+        <w:rPr>
+          <w:rFonts w:ascii="Segoe UI" w:cs="Segoe UI" w:eastAsia="Segoe UI" w:hAnsi="Segoe UI"/>
+          <w:b w:val="false"/>
+          <w:bCs w:val="false"/>
+          <w:i w:val="false"/>
+          <w:iCs w:val="false"/>
+          <w:color w:val="2D3748"/>
+          <w:sz w:val="22"/>
+          <w:szCs w:val="22"/>
+        </w:rPr>
+        <w:t xml:space="preserve">---</w:t>
+      </w:r>
+    </w:p>
+    <w:p>
+      <w:pPr>
+        <w:pStyle w:val="Heading2"/>
+        <w:spacing w:after="150" w:before="300"/>
+      </w:pPr>
+      <w:r>
+        <w:rPr>
+          <w:rFonts w:ascii="Segoe UI" w:cs="Segoe UI" w:eastAsia="Segoe UI" w:hAnsi="Segoe UI"/>
+          <w:b/>
+          <w:bCs/>
+          <w:color w:val="1E293B"/>
+          <w:sz w:val="28"/>
+          <w:szCs w:val="28"/>
+        </w:rPr>
+        <w:t xml:space="preserve">6.3. 3 Quy tắc vàng nhân sự thử việc bắt buộc phải nhớ</w:t>
+      </w:r>
+    </w:p>
+    <w:tbl>
+      <w:tblPr>
+        <w:tblW w:type="pct" w:w="5000"/>
+        <w:tblBorders>
+          <w:top w:val="single" w:color="auto" w:sz="4"/>
+          <w:left w:val="single" w:color="auto" w:sz="4"/>
+          <w:bottom w:val="single" w:color="auto" w:sz="4"/>
+          <w:right w:val="single" w:color="auto" w:sz="4"/>
+          <w:insideH w:val="single" w:color="auto" w:sz="4"/>
+          <w:insideV w:val="single" w:color="auto" w:sz="4"/>
+        </w:tblBorders>
+      </w:tblPr>
+      <w:tblGrid>
+        <w:gridCol w:w="9026"/>
+      </w:tblGrid>
+      <w:tr>
+        <w:tc>
+          <w:tcPr>
+            <w:tcBorders>
+              <w:top w:val="none"/>
+              <w:left w:val="single" w:color="DC2626" w:sz="24"/>
+              <w:bottom w:val="none"/>
+              <w:right w:val="none"/>
+            </w:tcBorders>
+            <w:shd w:fill="FEF2F2" w:val="clear"/>
+            <w:tcMar>
+              <w:top w:type="dxa" w:w="120"/>
+              <w:left w:type="dxa" w:w="160"/>
+              <w:bottom w:type="dxa" w:w="120"/>
+              <w:right w:type="dxa" w:w="160"/>
+            </w:tcMar>
+          </w:tcPr>
+          <w:p>
+            <w:pPr>
+              <w:spacing w:after="60" w:before="60"/>
+            </w:pPr>
+            <w:r>
+              <w:rPr>
+                <w:rFonts w:ascii="Segoe UI" w:cs="Segoe UI" w:eastAsia="Segoe UI" w:hAnsi="Segoe UI"/>
+                <w:b/>
+                <w:bCs/>
+                <w:color w:val="991B1B"/>
+                <w:sz w:val="20"/>
+                <w:szCs w:val="20"/>
+              </w:rPr>
+              <w:t xml:space="preserve">📌 NGUYÊN TẮC BẮT BUỘC</w:t>
+            </w:r>
+          </w:p>
+          <w:p>
+            <w:pPr>
+              <w:spacing w:after="40" w:before="40"/>
+            </w:pPr>
+            <w:r>
+              <w:rPr>
+                <w:rFonts w:ascii="Segoe UI" w:cs="Segoe UI" w:eastAsia="Segoe UI" w:hAnsi="Segoe UI"/>
+                <w:b w:val="false"/>
+                <w:bCs w:val="false"/>
+                <w:i w:val="false"/>
+                <w:iCs w:val="false"/>
+                <w:color w:val="374151"/>
+                <w:sz w:val="20"/>
+                <w:szCs w:val="20"/>
+              </w:rPr>
+              <w:t xml:space="preserve">### 3 NGUYÊN TẮC BẮT BUỘC ĐỂ KHÔNG BỊ MẤT CÔNG THỬ VIỆC</w:t>
+            </w:r>
+          </w:p>
+          <w:p>
+            <w:pPr>
+              <w:spacing w:after="40" w:before="40"/>
+            </w:pPr>
+            <w:r>
+              <w:rPr>
+                <w:rFonts w:ascii="Segoe UI" w:cs="Segoe UI" w:eastAsia="Segoe UI" w:hAnsi="Segoe UI"/>
+                <w:b w:val="false"/>
+                <w:bCs w:val="false"/>
+                <w:i w:val="false"/>
+                <w:iCs w:val="false"/>
+                <w:color w:val="374151"/>
+                <w:sz w:val="20"/>
+                <w:szCs w:val="20"/>
+              </w:rPr>
+              <w:t xml:space="preserve">1. ⚠️ </w:t>
+            </w:r>
+            <w:r>
+              <w:rPr>
+                <w:rFonts w:ascii="Segoe UI" w:cs="Segoe UI" w:eastAsia="Segoe UI" w:hAnsi="Segoe UI"/>
+                <w:b/>
+                <w:bCs/>
+                <w:i w:val="false"/>
+                <w:iCs w:val="false"/>
+                <w:color w:val="374151"/>
+                <w:sz w:val="20"/>
+                <w:szCs w:val="20"/>
+              </w:rPr>
+              <w:t xml:space="preserve">BẮT BUỘC PHẢI ĐĂNG KÝ TRƯỚC</w:t>
+            </w:r>
+            <w:r>
+              <w:rPr>
+                <w:rFonts w:ascii="Segoe UI" w:cs="Segoe UI" w:eastAsia="Segoe UI" w:hAnsi="Segoe UI"/>
+                <w:b w:val="false"/>
+                <w:bCs w:val="false"/>
+                <w:i w:val="false"/>
+                <w:iCs w:val="false"/>
+                <w:color w:val="374151"/>
+                <w:sz w:val="20"/>
+                <w:szCs w:val="20"/>
+              </w:rPr>
+              <w:t xml:space="preserve">:</w:t>
+            </w:r>
+          </w:p>
+          <w:p>
+            <w:pPr>
+              <w:spacing w:after="40" w:before="40"/>
+            </w:pPr>
+            <w:r>
+              <w:rPr>
+                <w:rFonts w:ascii="Segoe UI" w:cs="Segoe UI" w:eastAsia="Segoe UI" w:hAnsi="Segoe UI"/>
+                <w:b w:val="false"/>
+                <w:bCs w:val="false"/>
+                <w:i w:val="false"/>
+                <w:iCs w:val="false"/>
+                <w:color w:val="374151"/>
+                <w:sz w:val="20"/>
+                <w:szCs w:val="20"/>
+              </w:rPr>
+              <w:t xml:space="preserve">   Bạn phải đăng ký lịch làm việc trước ngày làm thực tế (trước 24h hoặc đăng ký vào đầu tuần/đầu tháng). Hệ thống </w:t>
+            </w:r>
+            <w:r>
+              <w:rPr>
+                <w:rFonts w:ascii="Segoe UI" w:cs="Segoe UI" w:eastAsia="Segoe UI" w:hAnsi="Segoe UI"/>
+                <w:b/>
+                <w:bCs/>
+                <w:i w:val="false"/>
+                <w:iCs w:val="false"/>
+                <w:color w:val="374151"/>
+                <w:sz w:val="20"/>
+                <w:szCs w:val="20"/>
+              </w:rPr>
+              <w:t xml:space="preserve">chặn hoàn toàn việc đăng ký lùi ngày đã qua</w:t>
+            </w:r>
+            <w:r>
+              <w:rPr>
+                <w:rFonts w:ascii="Segoe UI" w:cs="Segoe UI" w:eastAsia="Segoe UI" w:hAnsi="Segoe UI"/>
+                <w:b w:val="false"/>
+                <w:bCs w:val="false"/>
+                <w:i w:val="false"/>
+                <w:iCs w:val="false"/>
+                <w:color w:val="374151"/>
+                <w:sz w:val="20"/>
+                <w:szCs w:val="20"/>
+              </w:rPr>
+              <w:t xml:space="preserve"> (không thể nghỉ hoặc đi làm rồi mới quay lại đăng ký lùi ngày).</w:t>
+            </w:r>
+          </w:p>
+          <w:p>
+            <w:pPr>
+              <w:spacing w:after="40" w:before="40"/>
+            </w:pPr>
+            <w:r>
+              <w:rPr>
+                <w:rFonts w:ascii="Segoe UI" w:cs="Segoe UI" w:eastAsia="Segoe UI" w:hAnsi="Segoe UI"/>
+                <w:b w:val="false"/>
+                <w:bCs w:val="false"/>
+                <w:i w:val="false"/>
+                <w:iCs w:val="false"/>
+                <w:color w:val="374151"/>
+                <w:sz w:val="20"/>
+                <w:szCs w:val="20"/>
+              </w:rPr>
+              <w:t xml:space="preserve">2. 🛡️ </w:t>
+            </w:r>
+            <w:r>
+              <w:rPr>
+                <w:rFonts w:ascii="Segoe UI" w:cs="Segoe UI" w:eastAsia="Segoe UI" w:hAnsi="Segoe UI"/>
+                <w:b/>
+                <w:bCs/>
+                <w:i w:val="false"/>
+                <w:iCs w:val="false"/>
+                <w:color w:val="374151"/>
+                <w:sz w:val="20"/>
+                <w:szCs w:val="20"/>
+              </w:rPr>
+              <w:t xml:space="preserve">NGÀY NGOÀI LỊCH KHÔNG BỊ TÍNH VẮNG KHÔNG PHÉP</w:t>
+            </w:r>
+            <w:r>
+              <w:rPr>
+                <w:rFonts w:ascii="Segoe UI" w:cs="Segoe UI" w:eastAsia="Segoe UI" w:hAnsi="Segoe UI"/>
+                <w:b w:val="false"/>
+                <w:bCs w:val="false"/>
+                <w:i w:val="false"/>
+                <w:iCs w:val="false"/>
+                <w:color w:val="374151"/>
+                <w:sz w:val="20"/>
+                <w:szCs w:val="20"/>
+              </w:rPr>
+              <w:t xml:space="preserve">:</w:t>
+            </w:r>
+          </w:p>
+          <w:p>
+            <w:pPr>
+              <w:spacing w:after="40" w:before="40"/>
+            </w:pPr>
+            <w:r>
+              <w:rPr>
+                <w:rFonts w:ascii="Segoe UI" w:cs="Segoe UI" w:eastAsia="Segoe UI" w:hAnsi="Segoe UI"/>
+                <w:b w:val="false"/>
+                <w:bCs w:val="false"/>
+                <w:i w:val="false"/>
+                <w:iCs w:val="false"/>
+                <w:color w:val="374151"/>
+                <w:sz w:val="20"/>
+                <w:szCs w:val="20"/>
+              </w:rPr>
+              <w:t xml:space="preserve">   Đối với nhân sự thử việc và bán thời gian, những ngày bạn không đăng ký lịch làm việc sẽ được xem là ngày nghỉ tự nhiên ngoài lịch. Bạn </w:t>
+            </w:r>
+            <w:r>
+              <w:rPr>
+                <w:rFonts w:ascii="Segoe UI" w:cs="Segoe UI" w:eastAsia="Segoe UI" w:hAnsi="Segoe UI"/>
+                <w:b/>
+                <w:bCs/>
+                <w:i w:val="false"/>
+                <w:iCs w:val="false"/>
+                <w:color w:val="374151"/>
+                <w:sz w:val="20"/>
+                <w:szCs w:val="20"/>
+              </w:rPr>
+              <w:t xml:space="preserve">hoàn toàn không cần làm đơn giải trình và không bị tính là vắng mặt không phép (KP)</w:t>
+            </w:r>
+            <w:r>
+              <w:rPr>
+                <w:rFonts w:ascii="Segoe UI" w:cs="Segoe UI" w:eastAsia="Segoe UI" w:hAnsi="Segoe UI"/>
+                <w:b w:val="false"/>
+                <w:bCs w:val="false"/>
+                <w:i w:val="false"/>
+                <w:iCs w:val="false"/>
+                <w:color w:val="374151"/>
+                <w:sz w:val="20"/>
+                <w:szCs w:val="20"/>
+              </w:rPr>
+              <w:t xml:space="preserve">, giúp bảo toàn điểm chuyên cần của bạn.</w:t>
+            </w:r>
+          </w:p>
+          <w:p>
+            <w:pPr>
+              <w:spacing w:after="40" w:before="40"/>
+            </w:pPr>
+            <w:r>
+              <w:rPr>
+                <w:rFonts w:ascii="Segoe UI" w:cs="Segoe UI" w:eastAsia="Segoe UI" w:hAnsi="Segoe UI"/>
+                <w:b w:val="false"/>
+                <w:bCs w:val="false"/>
+                <w:i w:val="false"/>
+                <w:iCs w:val="false"/>
+                <w:color w:val="374151"/>
+                <w:sz w:val="20"/>
+                <w:szCs w:val="20"/>
+              </w:rPr>
+              <w:t xml:space="preserve">3. 💡 </w:t>
+            </w:r>
+            <w:r>
+              <w:rPr>
+                <w:rFonts w:ascii="Segoe UI" w:cs="Segoe UI" w:eastAsia="Segoe UI" w:hAnsi="Segoe UI"/>
+                <w:b/>
+                <w:bCs/>
+                <w:i w:val="false"/>
+                <w:iCs w:val="false"/>
+                <w:color w:val="374151"/>
+                <w:sz w:val="20"/>
+                <w:szCs w:val="20"/>
+              </w:rPr>
+              <w:t xml:space="preserve">TÍNH CÔNG THỬ VIỆC CHUẨN XÁC THEO NGÀY LÀM THỰC TẾ</w:t>
+            </w:r>
+            <w:r>
+              <w:rPr>
+                <w:rFonts w:ascii="Segoe UI" w:cs="Segoe UI" w:eastAsia="Segoe UI" w:hAnsi="Segoe UI"/>
+                <w:b w:val="false"/>
+                <w:bCs w:val="false"/>
+                <w:i w:val="false"/>
+                <w:iCs w:val="false"/>
+                <w:color w:val="374151"/>
+                <w:sz w:val="20"/>
+                <w:szCs w:val="20"/>
+              </w:rPr>
+              <w:t xml:space="preserve">:</w:t>
+            </w:r>
+          </w:p>
+          <w:p>
+            <w:pPr>
+              <w:spacing w:after="40" w:before="40"/>
+            </w:pPr>
+            <w:r>
+              <w:rPr>
+                <w:rFonts w:ascii="Segoe UI" w:cs="Segoe UI" w:eastAsia="Segoe UI" w:hAnsi="Segoe UI"/>
+                <w:b w:val="false"/>
+                <w:bCs w:val="false"/>
+                <w:i w:val="false"/>
+                <w:iCs w:val="false"/>
+                <w:color w:val="374151"/>
+                <w:sz w:val="20"/>
+                <w:szCs w:val="20"/>
+              </w:rPr>
+              <w:t xml:space="preserve">   Hệ thống sẽ đối chiếu ngày đi làm thực tế với lịch đã đăng ký để tính đủ ngày công thử việc cho bạn. Đặc biệt, nếu bạn đăng ký 8 ngày nhưng được Quản lý phân công và thực tế đi làm 9 hoặc 10 ngày, hệ thống </w:t>
+            </w:r>
+            <w:r>
+              <w:rPr>
+                <w:rFonts w:ascii="Segoe UI" w:cs="Segoe UI" w:eastAsia="Segoe UI" w:hAnsi="Segoe UI"/>
+                <w:b/>
+                <w:bCs/>
+                <w:i w:val="false"/>
+                <w:iCs w:val="false"/>
+                <w:color w:val="374151"/>
+                <w:sz w:val="20"/>
+                <w:szCs w:val="20"/>
+              </w:rPr>
+              <w:t xml:space="preserve">vẫn ghi nhận và tính đủ 9 hoặc 10 ngày công thực tế</w:t>
+            </w:r>
+            <w:r>
+              <w:rPr>
+                <w:rFonts w:ascii="Segoe UI" w:cs="Segoe UI" w:eastAsia="Segoe UI" w:hAnsi="Segoe UI"/>
+                <w:b w:val="false"/>
+                <w:bCs w:val="false"/>
+                <w:i w:val="false"/>
+                <w:iCs w:val="false"/>
+                <w:color w:val="374151"/>
+                <w:sz w:val="20"/>
+                <w:szCs w:val="20"/>
+              </w:rPr>
+              <w:t xml:space="preserve"> cho bạn!</w:t>
+            </w:r>
+          </w:p>
+        </w:tc>
+      </w:tr>
+    </w:tbl>
+    <w:p>
+      <w:pPr>
+        <w:spacing w:after="120"/>
+      </w:pPr>
+    </w:p>
+    <w:p>
+      <w:pPr>
+        <w:pStyle w:val="Heading3"/>
+        <w:spacing w:after="120" w:before="240"/>
+      </w:pPr>
+      <w:r>
+        <w:rPr>
+          <w:rFonts w:ascii="Segoe UI" w:cs="Segoe UI" w:eastAsia="Segoe UI" w:hAnsi="Segoe UI"/>
+          <w:b/>
+          <w:bCs/>
+          <w:color w:val="334155"/>
+          <w:sz w:val="24"/>
+          <w:szCs w:val="24"/>
+        </w:rPr>
+        <w:t xml:space="preserve">Cách xem lại hoặc hủy lịch đã đăng ký:</w:t>
+      </w:r>
+    </w:p>
+    <w:p>
+      <w:pPr>
+        <w:pStyle w:val="ListParagraph"/>
+        <w:numPr>
+          <w:ilvl w:val="0"/>
+          <w:numId w:val="1"/>
+        </w:numPr>
+        <w:spacing w:after="40" w:before="40"/>
+      </w:pPr>
+      <w:r>
+        <w:rPr>
+          <w:rFonts w:ascii="Segoe UI" w:cs="Segoe UI" w:eastAsia="Segoe UI" w:hAnsi="Segoe UI"/>
+          <w:b w:val="false"/>
+          <w:bCs w:val="false"/>
+          <w:i w:val="false"/>
+          <w:iCs w:val="false"/>
+          <w:color w:val="2D3748"/>
+          <w:sz w:val="22"/>
+          <w:szCs w:val="22"/>
+        </w:rPr>
+        <w:t xml:space="preserve">Nếu muốn xem lại: Nhấp chuột vào ngày màu xanh trên ô lịch để xem ca làm và ghi chú.</w:t>
+      </w:r>
+    </w:p>
+    <w:p>
+      <w:pPr>
+        <w:pStyle w:val="ListParagraph"/>
+        <w:numPr>
+          <w:ilvl w:val="0"/>
+          <w:numId w:val="1"/>
+        </w:numPr>
+        <w:spacing w:after="40" w:before="40"/>
+      </w:pPr>
+      <w:r>
+        <w:rPr>
+          <w:rFonts w:ascii="Segoe UI" w:cs="Segoe UI" w:eastAsia="Segoe UI" w:hAnsi="Segoe UI"/>
+          <w:b w:val="false"/>
+          <w:bCs w:val="false"/>
+          <w:i w:val="false"/>
+          <w:iCs w:val="false"/>
+          <w:color w:val="2D3748"/>
+          <w:sz w:val="22"/>
+          <w:szCs w:val="22"/>
+        </w:rPr>
+        <w:t xml:space="preserve">Nếu muốn hủy lịch: Khi kế hoạch thay đổi (trước ngày làm việc), bạn nhấp vào ngày đó và bấm nút </w:t>
+      </w:r>
+      <w:r>
+        <w:rPr>
+          <w:rFonts w:ascii="Segoe UI" w:cs="Segoe UI" w:eastAsia="Segoe UI" w:hAnsi="Segoe UI"/>
+          <w:b/>
+          <w:bCs/>
+          <w:i w:val="false"/>
+          <w:iCs w:val="false"/>
+          <w:color w:val="1A202C"/>
+          <w:sz w:val="22"/>
+          <w:szCs w:val="22"/>
+        </w:rPr>
+        <w:t xml:space="preserve">"Hủy lịch làm việc"</w:t>
+      </w:r>
+      <w:r>
+        <w:rPr>
+          <w:rFonts w:ascii="Segoe UI" w:cs="Segoe UI" w:eastAsia="Segoe UI" w:hAnsi="Segoe UI"/>
+          <w:b w:val="false"/>
+          <w:bCs w:val="false"/>
+          <w:i w:val="false"/>
+          <w:iCs w:val="false"/>
+          <w:color w:val="2D3748"/>
+          <w:sz w:val="22"/>
+          <w:szCs w:val="22"/>
+        </w:rPr>
+        <w:t xml:space="preserve"> để chọn lại ngày khác.</w:t>
       </w:r>
     </w:p>
     <w:p>
@@ -4514,11 +6034,208 @@
           <w:rFonts w:ascii="Segoe UI" w:cs="Segoe UI" w:eastAsia="Segoe UI" w:hAnsi="Segoe UI"/>
           <w:b/>
           <w:bCs/>
-          <w:color w:val="0A369D"/>
-          <w:sz w:val="36"/>
-          <w:szCs w:val="36"/>
-        </w:rPr>
-        <w:t xml:space="preserve">7. 5 ĐIỀU BẠN CẦN ĐẶC BIỆT LƯU Ý ĐỂ KHÔNG BỊ MẤT CÔNG</w:t>
+          <w:color w:val="1E293B"/>
+          <w:sz w:val="34"/>
+          <w:szCs w:val="34"/>
+        </w:rPr>
+        <w:t xml:space="preserve">7. BƯỚC 7: XEM THÔNG BÁO PHẢN HỒI TỪ SẾP VÀ NHÂN SỰ</w:t>
+      </w:r>
+    </w:p>
+    <w:p>
+      <w:pPr>
+        <w:spacing w:after="60" w:before="60" w:line="276"/>
+      </w:pPr>
+      <w:r>
+        <w:rPr>
+          <w:rFonts w:ascii="Segoe UI" w:cs="Segoe UI" w:eastAsia="Segoe UI" w:hAnsi="Segoe UI"/>
+          <w:b w:val="false"/>
+          <w:bCs w:val="false"/>
+          <w:i w:val="false"/>
+          <w:iCs w:val="false"/>
+          <w:color w:val="2D3748"/>
+          <w:sz w:val="22"/>
+          <w:szCs w:val="22"/>
+        </w:rPr>
+        <w:t xml:space="preserve">Ngay trên góc phải màn hình, cạnh tên của bạn có một biểu tượng </w:t>
+      </w:r>
+      <w:r>
+        <w:rPr>
+          <w:rFonts w:ascii="Segoe UI" w:cs="Segoe UI" w:eastAsia="Segoe UI" w:hAnsi="Segoe UI"/>
+          <w:b/>
+          <w:bCs/>
+          <w:i w:val="false"/>
+          <w:iCs w:val="false"/>
+          <w:color w:val="1A202C"/>
+          <w:sz w:val="22"/>
+          <w:szCs w:val="22"/>
+        </w:rPr>
+        <w:t xml:space="preserve">Hình Quả Chuông 🔔</w:t>
+      </w:r>
+      <w:r>
+        <w:rPr>
+          <w:rFonts w:ascii="Segoe UI" w:cs="Segoe UI" w:eastAsia="Segoe UI" w:hAnsi="Segoe UI"/>
+          <w:b w:val="false"/>
+          <w:bCs w:val="false"/>
+          <w:i w:val="false"/>
+          <w:iCs w:val="false"/>
+          <w:color w:val="2D3748"/>
+          <w:sz w:val="22"/>
+          <w:szCs w:val="22"/>
+        </w:rPr>
+        <w:t xml:space="preserve">:</w:t>
+      </w:r>
+    </w:p>
+    <w:p>
+      <w:pPr>
+        <w:pStyle w:val="ListParagraph"/>
+        <w:numPr>
+          <w:ilvl w:val="0"/>
+          <w:numId w:val="1"/>
+        </w:numPr>
+        <w:spacing w:after="40" w:before="40"/>
+      </w:pPr>
+      <w:r>
+        <w:rPr>
+          <w:rFonts w:ascii="Segoe UI" w:cs="Segoe UI" w:eastAsia="Segoe UI" w:hAnsi="Segoe UI"/>
+          <w:b w:val="false"/>
+          <w:bCs w:val="false"/>
+          <w:i w:val="false"/>
+          <w:iCs w:val="false"/>
+          <w:color w:val="2D3748"/>
+          <w:sz w:val="22"/>
+          <w:szCs w:val="22"/>
+        </w:rPr>
+        <w:t xml:space="preserve">Khi đơn nghỉ phép của bạn được Sếp duyệt: Chuông sẽ báo chấm đỏ kèm lời nhắn </w:t>
+      </w:r>
+      <w:r>
+        <w:rPr>
+          <w:rFonts w:ascii="Segoe UI" w:cs="Segoe UI" w:eastAsia="Segoe UI" w:hAnsi="Segoe UI"/>
+          <w:b w:val="false"/>
+          <w:bCs w:val="false"/>
+          <w:i/>
+          <w:iCs/>
+          <w:color w:val="4A5568"/>
+          <w:sz w:val="22"/>
+          <w:szCs w:val="22"/>
+        </w:rPr>
+        <w:t xml:space="preserve">"Đơn nghỉ phép ngày XX/XX đã được phê duyệt"</w:t>
+      </w:r>
+      <w:r>
+        <w:rPr>
+          <w:rFonts w:ascii="Segoe UI" w:cs="Segoe UI" w:eastAsia="Segoe UI" w:hAnsi="Segoe UI"/>
+          <w:b w:val="false"/>
+          <w:bCs w:val="false"/>
+          <w:i w:val="false"/>
+          <w:iCs w:val="false"/>
+          <w:color w:val="2D3748"/>
+          <w:sz w:val="22"/>
+          <w:szCs w:val="22"/>
+        </w:rPr>
+        <w:t xml:space="preserve">.</w:t>
+      </w:r>
+    </w:p>
+    <w:p>
+      <w:pPr>
+        <w:pStyle w:val="ListParagraph"/>
+        <w:numPr>
+          <w:ilvl w:val="0"/>
+          <w:numId w:val="1"/>
+        </w:numPr>
+        <w:spacing w:after="40" w:before="40"/>
+      </w:pPr>
+      <w:r>
+        <w:rPr>
+          <w:rFonts w:ascii="Segoe UI" w:cs="Segoe UI" w:eastAsia="Segoe UI" w:hAnsi="Segoe UI"/>
+          <w:b w:val="false"/>
+          <w:bCs w:val="false"/>
+          <w:i w:val="false"/>
+          <w:iCs w:val="false"/>
+          <w:color w:val="2D3748"/>
+          <w:sz w:val="22"/>
+          <w:szCs w:val="22"/>
+        </w:rPr>
+        <w:t xml:space="preserve">Khi đơn giải trình bổ sung công được Sếp duyệt: Chuông sẽ báo tin nhắn xác nhận.</w:t>
+      </w:r>
+    </w:p>
+    <w:p>
+      <w:pPr>
+        <w:pStyle w:val="ListParagraph"/>
+        <w:numPr>
+          <w:ilvl w:val="0"/>
+          <w:numId w:val="1"/>
+        </w:numPr>
+        <w:spacing w:after="40" w:before="40"/>
+      </w:pPr>
+      <w:r>
+        <w:rPr>
+          <w:rFonts w:ascii="Segoe UI" w:cs="Segoe UI" w:eastAsia="Segoe UI" w:hAnsi="Segoe UI"/>
+          <w:b w:val="false"/>
+          <w:bCs w:val="false"/>
+          <w:i w:val="false"/>
+          <w:iCs w:val="false"/>
+          <w:color w:val="2D3748"/>
+          <w:sz w:val="22"/>
+          <w:szCs w:val="22"/>
+        </w:rPr>
+        <w:t xml:space="preserve">Nếu đơn bị từ chối: Chuông sẽ báo lý do từ chối để bạn biết đường trao đổi lại với Sếp.</w:t>
+      </w:r>
+    </w:p>
+    <w:p>
+      <w:pPr>
+        <w:pStyle w:val="ListParagraph"/>
+        <w:numPr>
+          <w:ilvl w:val="0"/>
+          <w:numId w:val="1"/>
+        </w:numPr>
+        <w:spacing w:after="40" w:before="40"/>
+      </w:pPr>
+      <w:r>
+        <w:rPr>
+          <w:rFonts w:ascii="Segoe UI" w:cs="Segoe UI" w:eastAsia="Segoe UI" w:hAnsi="Segoe UI"/>
+          <w:b w:val="false"/>
+          <w:bCs w:val="false"/>
+          <w:i w:val="false"/>
+          <w:iCs w:val="false"/>
+          <w:color w:val="2D3748"/>
+          <w:sz w:val="22"/>
+          <w:szCs w:val="22"/>
+        </w:rPr>
+        <w:t xml:space="preserve">Bạn chỉ cần nhấp vào Chuông là đọc được toàn bộ tin nhắn mới nhất.</w:t>
+      </w:r>
+    </w:p>
+    <w:p>
+      <w:pPr>
+        <w:spacing w:after="60" w:before="60" w:line="276"/>
+      </w:pPr>
+      <w:r>
+        <w:rPr>
+          <w:rFonts w:ascii="Segoe UI" w:cs="Segoe UI" w:eastAsia="Segoe UI" w:hAnsi="Segoe UI"/>
+          <w:b w:val="false"/>
+          <w:bCs w:val="false"/>
+          <w:i w:val="false"/>
+          <w:iCs w:val="false"/>
+          <w:color w:val="2D3748"/>
+          <w:sz w:val="22"/>
+          <w:szCs w:val="22"/>
+        </w:rPr>
+        <w:t xml:space="preserve">---</w:t>
+      </w:r>
+    </w:p>
+    <w:p>
+      <w:pPr>
+        <w:pStyle w:val="Heading1"/>
+        <w:spacing w:after="200" w:before="400"/>
+      </w:pPr>
+      <w:r>
+        <w:rPr>
+          <w:rFonts w:ascii="Segoe UI" w:cs="Segoe UI" w:eastAsia="Segoe UI" w:hAnsi="Segoe UI"/>
+          <w:b/>
+          <w:bCs/>
+          <w:color w:val="1E293B"/>
+          <w:sz w:val="34"/>
+          <w:szCs w:val="34"/>
+        </w:rPr>
+        <w:t xml:space="preserve">8. NHỮNG ĐIỀU BẠN CẦN ĐẶC BIỆT LƯU Ý ĐỂ KHÔNG BỊ MẤT CÔNG</w:t>
       </w:r>
     </w:p>
     <w:tbl>
@@ -4787,6 +6504,50 @@
                 <w:szCs w:val="20"/>
               </w:rPr>
               <w:t xml:space="preserve">: Nếu bạn vừa mua laptop mới hoặc đổi điện thoại, hãy nhắn ngay cho bộ phận Nhân sự / IT để được hỗ trợ "Hủy máy cũ" và cho phép bạn đăng ký máy mới trong 30 giây!</w:t>
+            </w:r>
+          </w:p>
+          <w:p>
+            <w:pPr>
+              <w:spacing w:after="40" w:before="40"/>
+            </w:pPr>
+            <w:r>
+              <w:rPr>
+                <w:rFonts w:ascii="Segoe UI" w:cs="Segoe UI" w:eastAsia="Segoe UI" w:hAnsi="Segoe UI"/>
+                <w:b w:val="false"/>
+                <w:bCs w:val="false"/>
+                <w:i w:val="false"/>
+                <w:iCs w:val="false"/>
+                <w:color w:val="374151"/>
+                <w:sz w:val="20"/>
+                <w:szCs w:val="20"/>
+              </w:rPr>
+              <w:t xml:space="preserve">6. </w:t>
+            </w:r>
+            <w:r>
+              <w:rPr>
+                <w:rFonts w:ascii="Segoe UI" w:cs="Segoe UI" w:eastAsia="Segoe UI" w:hAnsi="Segoe UI"/>
+                <w:b/>
+                <w:bCs/>
+                <w:i w:val="false"/>
+                <w:iCs w:val="false"/>
+                <w:color w:val="374151"/>
+                <w:sz w:val="20"/>
+                <w:szCs w:val="20"/>
+              </w:rPr>
+              <w:t xml:space="preserve">NHÂN SỰ THỬ VIỆC ĐĂNG KÝ LỊCH ĐÚNG HẠN</w:t>
+            </w:r>
+            <w:r>
+              <w:rPr>
+                <w:rFonts w:ascii="Segoe UI" w:cs="Segoe UI" w:eastAsia="Segoe UI" w:hAnsi="Segoe UI"/>
+                <w:b w:val="false"/>
+                <w:bCs w:val="false"/>
+                <w:i w:val="false"/>
+                <w:iCs w:val="false"/>
+                <w:color w:val="374151"/>
+                <w:sz w:val="20"/>
+                <w:szCs w:val="20"/>
+              </w:rPr>
+              <w:t xml:space="preserve">: Luôn đăng ký lịch làm việc trước ngày làm để đảm bảo đủ công và làm căn cứ đánh giá ký hợp đồng chính thức thuận lợi.</w:t>
             </w:r>
           </w:p>
         </w:tc>
